--- a/architecture/TargetArchitecture/5_LiveApplicationArchitecture.docx
+++ b/architecture/TargetArchitecture/5_LiveApplicationArchitecture.docx
@@ -238,10 +238,7 @@
         <w:rPr>
           <w:b/>
         </w:rPr>
-        <w:t>Decides:</w:t>
-      </w:r>
-      <w:r>
-        <w:t xml:space="preserve"> the request path from the entrance to an answer; what a capability is and how one is declared; the parameter model and session state; where a model runs and where it does not; how display is authored and by what; the prose the product speaks; the shared library's boundary.</w:t>
+        <w:t>Decides: the request path from the entrance to an answer; the UniversalNavigator and its per-satellite proxy; what a capability is and how one is declared; the parameter model and session state; the render ledger and the one-record registry; where a model runs and where it does not; how display is authored and by what; the prose the product speaks; the shared library's boundary.</w:t>
       </w:r>
     </w:p>
     <w:p>
@@ -589,7 +586,7 @@
         <w:pStyle w:val="Heading3"/>
       </w:pPr>
       <w:r>
-        <w:t>2.2.1 One entrance, two inbound classes **[R]**</w:t>
+        <w:t>2.2.1 One entrance; two external classes within five mapped call types **[R]**</w:t>
       </w:r>
     </w:p>
     <w:p>
@@ -847,6 +844,12 @@
       </w:r>
     </w:p>
     <w:p>
+      <w:pPr/>
+      <w:r>
+        <w:t>[R] Two classes is the entrance's own view; the registry maps five. The closed set of ways a call arrives — the five call types — is client_sessioned (a client we served index.html and hold a session with — the originated row above), third_party_callback (an external party calling us back on its own initiative, carrying a credential we keep — the unoriginated row above), and three the two-class cut does not reach: tool_to_tool (one tool calling another), internal_callback (a tool that finished working calling back into the SharedServices UniversalNavigator), and static_witness (the onload witness of a static page we own, which logs at frame pop and logs static errors when they occur). Each is a route carrying its proof and its timeout facts. The proofs are four and mechanical: none for a static_witness, api_key for a third_party_callback, session_token for a client_sessioned, our_signature for an internal_callback. A tool_to_tool arrival proves nothing because it never left, reaching a tool through the proxy rather than the door. Triaging an incoming call to its type by the proof it declares is the UniversalNavigator's, not the gate's: the gate verifies nothing and owns no route; the three moves — route known, proof named, verify or refuse — happen at the first node behind the entrance, which is the only node that takes external traffic.</w:t>
+      </w:r>
+    </w:p>
+    <w:p>
       <w:r>
         <w:rPr>
           <w:b/>
@@ -881,40 +884,18 @@
         <w:rPr>
           <w:b/>
         </w:rPr>
-        <w:t>[R] A callback already carries everything the gate requires, differently shaped.</w:t>
-      </w:r>
-      <w:r>
-        <w:t xml:space="preserve"> The gate's rule is that a call carries a signed session reference; an OAuth </w:t>
-      </w:r>
-      <w:r>
-        <w:rPr>
-          <w:rFonts w:ascii="Consolas" w:hAnsi="Consolas"/>
-          <w:sz w:val="17"/>
-        </w:rPr>
-        <w:t>state</w:t>
-      </w:r>
-      <w:r>
-        <w:t xml:space="preserve"> parameter, HMAC-signed over the session identifier and verified on return, </w:t>
-      </w:r>
-      <w:r>
-        <w:rPr>
-          <w:i/>
-        </w:rPr>
-        <w:t>is</w:t>
-      </w:r>
-      <w:r>
-        <w:t xml:space="preserve"> one. The fact-collection step already accepts any request. The callback handler is already its own module — a tool in everything but registration. </w:t>
-      </w:r>
-      <w:r>
-        <w:rPr>
-          <w:b/>
-        </w:rPr>
-        <w:t>Routing it is one dispatch entry.</w:t>
+        <w:t>[R] A callback already carries everything the gate requires, differently shaped. In the registry a callback is a third_party_callback route, and its proof is stated in the registry's terms: proof.method api_key, naming — in the vault, the name only — the credential we keep for that party, exactly as we keep an OAuth client secret. (A signed session reference is another shape of the same fact; an OAuth state parameter, HMAC-signed over the session identifier and verified on return, is one.) The fact-collection step already accepts any request. The callback handler is already its own module — a tool in everything but registration. Routing it is one route subscription, one dispatch entry.</w:t>
       </w:r>
     </w:p>
     <w:p>
       <w:r>
-        <w:t>The entrance does four things and no fifth: collects the request's facts, establishes or validates the session, dispatches, and streams back what comes out. It holds no capability knowledge, no page knowledge and no parameter knowledge, so a capability that did not exist yesterday reaches it unchanged.</w:t>
+        <w:t>The entrance does three things and no fourth: collects the request's facts, passes them to the UniversalNavigator, and streams back what comes out. It holds no capability knowledge, no page knowledge and no parameter knowledge, so a capability that did not exist yesterday reaches it unchanged. The session it does not decide: it hands the token inward, and the UniversalNavigator behind it establishes, validates, times out and secures the session — the deciding moves off the transport door to the node that owns the state.</w:t>
+      </w:r>
+    </w:p>
+    <w:p>
+      <w:pPr/>
+      <w:r>
+        <w:t>[R] One gate module, not three. The three per-service app.py files collapse into a single generic gate with no routes of its own; it serves every container, and moving the web server or the Docker host changes only it, because it holds nothing to differ over.</w:t>
       </w:r>
     </w:p>
     <w:p>
@@ -1061,25 +1042,7 @@
         <w:pStyle w:val="ListBullet"/>
       </w:pPr>
       <w:r>
-        <w:t xml:space="preserve">The </w:t>
-      </w:r>
-      <w:r>
-        <w:rPr>
-          <w:b/>
-        </w:rPr>
-        <w:t>session</w:t>
-      </w:r>
-      <w:r>
-        <w:t xml:space="preserve"> is validated </w:t>
-      </w:r>
-      <w:r>
-        <w:rPr>
-          <w:b/>
-        </w:rPr>
-        <w:t>once</w:t>
-      </w:r>
-      <w:r>
-        <w:t>, at the entrance.</w:t>
+        <w:t>The session is validated once, at the first node behind the entrance — the UniversalNavigator.</w:t>
       </w:r>
     </w:p>
     <w:p>
@@ -1121,39 +1084,7 @@
         <w:rPr>
           <w:b/>
         </w:rPr>
-        <w:t>The application's consequence:</w:t>
-      </w:r>
-      <w:r>
-        <w:t xml:space="preserve"> after the entrance has validated it, the session travels as a </w:t>
-      </w:r>
-      <w:r>
-        <w:rPr>
-          <w:b/>
-        </w:rPr>
-        <w:t>first-class field on every request and every response</w:t>
-      </w:r>
-      <w:r>
-        <w:t>, in both directions (</w:t>
-      </w:r>
-      <w:r>
-        <w:rPr>
-          <w:rFonts w:ascii="Consolas" w:hAnsi="Consolas"/>
-          <w:sz w:val="17"/>
-        </w:rPr>
-        <w:t>EPIC-003-F-006</w:t>
-      </w:r>
-      <w:r>
-        <w:t>). No component re-reads the session from storage to learn who it is talking to, and the calling thread is the sole authority for merging a returned User State back into the current one (</w:t>
-      </w:r>
-      <w:r>
-        <w:rPr>
-          <w:rFonts w:ascii="Consolas" w:hAnsi="Consolas"/>
-          <w:sz w:val="17"/>
-        </w:rPr>
-        <w:t>EPIC-002-F-004-S-004-REQ-B-001</w:t>
-      </w:r>
-      <w:r>
-        <w:t>).</w:t>
+        <w:t>The application's consequence: after the UniversalNavigator has validated it, the session travels as a first-class field on every request and every response, in both directions (EPIC-003-F-006). No component re-reads the session from storage to learn who it is talking to, and the calling thread is the sole authority for merging a returned User State back into the current one (EPIC-002-F-004-S-004-REQ-B-001).</w:t>
       </w:r>
     </w:p>
     <w:p>
@@ -1213,7 +1144,7 @@
         <w:pStyle w:val="Heading3"/>
       </w:pPr>
       <w:r>
-        <w:t>2.2.3 The router **[R]**</w:t>
+        <w:t>2.2.3 The router — the UniversalNavigator **[R]**</w:t>
       </w:r>
     </w:p>
     <w:p>
@@ -1233,6 +1164,12 @@
     <w:p>
       <w:r>
         <w:t>Everything the router knows about the application it reads from one record. §2.8 is how that is made true.</w:t>
+      </w:r>
+    </w:p>
+    <w:p>
+      <w:pPr/>
+      <w:r>
+        <w:t>[R] The target names this node the UniversalNavigator — the main, resident in SharedServices — and loads it with more than name-dispatch. It is the only node that takes external traffic; behind the door it triages every incoming call to its type by the proof it declares, determines which page the request constructs and scopes the UtteranceManager's mining to that page's members, drives the route against the declared dependency map, holds every parameter and its state (a conflict is an exception), keeps the render ledger keyed on the page's required members, merges every returning document serially with the shared library's deterministic merge function, manages external calls, and owns session maintenance, timeouts and security through helper functions moved out of app.py. It makes the map known to every tool at startup, hands each proxy its slice, and propagates any runtime change to them. It holds no data of its own: the map lives in the registry, the parameters in the passed document, the sessions and the ledger as repository rows. And it is the client to every server and service it calls, so it instruments their failures — every dispatch that dies, callback that never comes, timeout or conflict, logged with timings, at a severity matching its impact, to the one repository the component logs all facts to.</w:t>
       </w:r>
     </w:p>
     <w:p>
@@ -1296,6 +1233,12 @@
       </w:r>
       <w:r>
         <w:t>).</w:t>
+      </w:r>
+    </w:p>
+    <w:p>
+      <w:pPr/>
+      <w:r>
+        <w:t>[R] The render ledger is the mechanism behind that wire order. A dispatch records the page it owes; the tool's completion callback closes the entry; a configurable set of timeout facts — the route's render, callback and external-call budgets, declared on the route in the registry — races the callback, and if the page is not rendered in time the UniversalNavigator answers rather than hang. A governance timeout is fatal; a user-facing one explains itself in plain language. The page's own completeness declares the rest: the ledger reconciles the page when its required members have all closed, on_conflict raises when a merge conflicts, and on_missing_required raises when a required member dies or never returns — §2.2.5 states these in full.</w:t>
       </w:r>
     </w:p>
     <w:p>
@@ -1428,6 +1371,70 @@
         <w:pStyle w:val="Heading3"/>
       </w:pPr>
       <w:r>
+        <w:t>2.2.4 The proxy — one per satellite server **[R]**</w:t>
+      </w:r>
+    </w:p>
+    <w:p>
+      <w:pPr/>
+      <w:r>
+        <w:t>A satellite server does not talk to the main directly; a UniversalNavigatorProxy does it for the tools that live there. It is a separate component, one per satellite, and it relays tool-to-tool traffic in both directions: a tool asks it for tool X and hands it every answer, and whether X is co-resident (a local function call) or remote (across the wire to the main, returning as an internal_callback) the tool's code is identical either way. Placement is therefore a deployment fact, not a tool fact: tools are location-blind, so co-locate what is hot and satellite what is heavy, tuned from the ledger's dispatch-to-callback timings.</w:t>
+      </w:r>
+    </w:p>
+    <w:p>
+      <w:pPr/>
+      <w:r>
+        <w:t>The proxy carries tool-to-tool traffic only — no sessions, no ledger, no merge, no external calls; those are the main's. It holds the metadata the main gave it and passes runtime changes to its local tools on a need-to-know basis, and it refuses work on stale metadata it cannot bring current — a stale proxy is an exception, not a best effort. Like the main, it is a client to what it calls and instruments its own failures: every failed relay, unreachable main, or dead local tool, logged with timings at a severity matching impact.</w:t>
+      </w:r>
+    </w:p>
+    <w:p>
+      <w:pPr/>
+      <w:r>
+        <w:t>[R] A stream belongs to the gate that opened it. Answers travel server-to-server as internal callbacks; the main sequences them and its gate writes the one stream; the merge happens in the main, serially, through the shared library's deterministic merge function, as each callback closes its ledger entry — and a conflict raises rather than resolves.</w:t>
+      </w:r>
+    </w:p>
+    <w:p>
+      <w:pPr>
+        <w:pStyle w:val="Heading3"/>
+      </w:pPr>
+      <w:r>
+        <w:t>2.2.5 The page — the unit the UniversalNavigator constructs and reconciles **[R]**</w:t>
+      </w:r>
+    </w:p>
+    <w:p>
+      <w:pPr/>
+      <w:r>
+        <w:t>A page is the unit the UniversalNavigator constructs. From the facts the gate hands inward it determines which page the request is building, tracks it in the render ledger, and reconciles it — the same node that triages the call type also names the page behind it. The page is first-class in the registry, not inferred at runtime: page_name, subject and description say what it is; members names the tool_names that compose it; required_members names the subset it needs to be complete; and completeness carries the error management around it.</w:t>
+      </w:r>
+    </w:p>
+    <w:p>
+      <w:pPr/>
+      <w:r>
+        <w:t>[R] The page scopes the mining. On a first pass the utterance manager mines broadly (§2.3); on refinement the UniversalNavigator scopes it to the requested page's members, so a page's own tools are the only fragments in play and the rigour rises pass over pass. The scoping is the dispatch code's, never the model's — the utterance manager knows no page, as it knows no parameter.</w:t>
+      </w:r>
+    </w:p>
+    <w:p>
+      <w:pPr/>
+      <w:r>
+        <w:t>[R] The ledger is keyed on the page's required members. Dispatch records each required member as an expectation; every completion callback — an internal_callback carrying our_signature back — closes exactly one; the page reconciles when the last one closes or the completeness budget expires, whichever wins.</w:t>
+      </w:r>
+    </w:p>
+    <w:p>
+      <w:pPr/>
+      <w:r>
+        <w:t>[R] Three ways a page fails, three declared answers. A render_timeout_seconds budget races the callbacks, and on expiry the UniversalNavigator responds anyway with the page's on_timeout explanation in layman's terms rather than hang — a governance timeout is fatal, a user-facing one explains. on_conflict is raise: a parameter or state conflict while merging the page's returning documents throws, and the merge is serial precisely so the conflict has one place to surface. on_missing_required is raise: a required member that dies or never calls back leaves the page unreconcilable, and the ledger raises rather than render half a page. All three are instrumented with timings at a severity matching impact, to the one repository the component logs every fact to.</w:t>
+      </w:r>
+    </w:p>
+    <w:p>
+      <w:pPr/>
+      <w:r>
+        <w:t>[R] This page is not §2.5.6's page, under a shared word. §2.5.6's four — facility, individualProvider, NUCC, clinicalTrial — are the value-scopes a parameter lives in, closed by approved requirement. The registry's constructed pages are the render ledger's unit of completeness, and the six the application builds are named in §2.10. The two join different lists — value-scopes against parameters, member tools against a rendered answer — and share only the name, which §2.4.2's caution about the word subscription applies to here as well.</w:t>
+      </w:r>
+    </w:p>
+    <w:p>
+      <w:pPr>
+        <w:pStyle w:val="Heading3"/>
+      </w:pPr>
+      <w:r>
         <w:t>2.3 Where a model runs, and where it does not **[R]**</w:t>
       </w:r>
     </w:p>
@@ -2080,6 +2087,12 @@
       </w:r>
       <w:r>
         <w:t>. That a typed question is slow and a click is instant is a consequence of where the language boundary sits, and the architecture should say so rather than let it read as a defect.</w:t>
+      </w:r>
+    </w:p>
+    <w:p>
+      <w:pPr/>
+      <w:r>
+        <w:t>[R] The classifier is not a second node. The target folds it into the utterance manager: the classifier goes away, and the utterance manager is the classifier. One model call — a cached preamble (the utterance manager's own registry entry, the frame it operates under) plus every tool's declared fragment in, the dispatch set out — and the agent running it dispatches. A first pass mines broadly; a refinement pass narrows to the requested page's members, with more specific fields and more rigorous prerequisites, and the intelligence of that scoping lives in the dispatch code, not in the model. §2.8.2 already half-states this: the prompt is assembled from the declared set rather than written beside it. What contends with this — that the same node also authors prose and writes parameters — is §5 Q8.</w:t>
       </w:r>
     </w:p>
     <w:p>
@@ -3366,6 +3379,12 @@
       </w:r>
     </w:p>
     <w:p>
+      <w:pPr/>
+      <w:r>
+        <w:t>[R] The registry states each tool in a fuller shape than this six-field row, and the mapping is worth naming. A tool entry carries tool_name, tool_type, class_name, source_location, docstring, description, its utterance_manager_prompt fragment, its input and output field contracts, its subscriptions, and its may_call. The capability's kind, page, emits and gestures project onto these. Input and output are the parameter contract, and a field's required flag is exactly §2.5.2's Required / Optional / absent. Subscriptions are the routes a tool serves — the dispatch table itself, and not to be confused with a parameter's subscription in §2.5, which is a different join with an unfortunately shared name. may_call is the declared, non-circular who-may-call-whom map. Routes are their own entries — route_name, call_type, proof, timeout_facts — and the gateway itself enters the registry as a pseudo_tool, so it can appear in routes without being dispatchable business logic.</w:t>
+      </w:r>
+    </w:p>
+    <w:p>
       <w:pPr>
         <w:pStyle w:val="Heading3"/>
       </w:pPr>
@@ -5729,6 +5748,18 @@
       </w:r>
     </w:p>
     <w:p>
+      <w:pPr/>
+      <w:r>
+        <w:t>[R] One registry, generated from source at build, is what every boundary reads. It cannot name a route the build does not carry, and it combines the four artifacts that carried the map's job in pieces: the tool contracts, the _OP_HANDLERS dispatch table, the ToolRouter allowlist, and the utterance manager's routing prompt. Presence in the registry is the allowlist; subscriptions are the dispatch table; may_call is the non-circular call map; the utterance_manager_prompt fragments assemble the routing table. No copy is maintained beside another to drift from it — the four are one record with four faces.</w:t>
+      </w:r>
+    </w:p>
+    <w:p>
+      <w:pPr/>
+      <w:r>
+        <w:t>[R] The routing table admits nothing by accident. Every tool declares in source exactly one of a UTTERANCE_MANAGER_PROMPT fragment or a NOT_UTTERANCE_ROUTABLE marker; silence on both refuses the build, so absence from the router is always a decision and never an oversight. The UniversalNavigator declares NOT_UTTERANCE_ROUTABLE; on the utterance manager's own entry the value is the preamble, not a fragment. This is the generic branch's refusal-not-warning moved one level earlier, into the build: a capability half-declared does not deploy green.</w:t>
+      </w:r>
+    </w:p>
+    <w:p>
       <w:r>
         <w:rPr>
           <w:b/>
@@ -6415,6 +6446,12 @@
       </w:r>
     </w:p>
     <w:p>
+      <w:pPr/>
+      <w:r>
+        <w:t>[R] What makes "one writer" a control rather than a hope is the registry's storage model, and it is worth stating in full. The registry lives in Mongo as one document per build per environment — the whole map is one record, and its instance object {build, commit, env, live} is its identity and state. The deploy appends a new live instance and retires the predecessor's live flag; that flag is the only field ever mutated on an existing document, and the full history is kept. Five invariants hold it. A unique partial index on instance.env where live is true, so the database itself refuses a second live per environment. The collection writable by the deploying identity alone, every runtime identity read-only. One canonical library function performing the whole write — validate, insert, retire the predecessor's flag — in a single transaction, with a pre-commit scan rejecting any other code that touches the collection. A $jsonSchema validator on the collection mirroring the registry schema. And the audit asserting the history invariant in its sweep. The Owner hole above is exactly the gap between this design and today: close the direct-write path and "one writer" becomes true.</w:t>
+      </w:r>
+    </w:p>
+    <w:p>
       <w:pPr>
         <w:pStyle w:val="Heading3"/>
       </w:pPr>
@@ -8107,6 +8144,12 @@
       </w:pPr>
       <w:r>
         <w:t>2.9 How the capabilities compose in one turn **[I]**</w:t>
+      </w:r>
+    </w:p>
+    <w:p>
+      <w:pPr/>
+      <w:r>
+        <w:t>[R] The funnel is one composition; direct tool-to-tool calls are the other. A tool may call another tool directly, along the declared may_call graph, which is a DAG — the generator refuses a registry whose call map contains a circle, and recursion guards are mandatory regardless. Every throw ends in a UniversalNavigator or a UniversalNavigatorProxy: a tool in the middle re-raises and never swallows, and the navigator that called catches, classifies, logs and answers. When the tool called lives on another server, the hop crosses the wire through that server's proxy and returns as an internal_callback, and the calling tool's code cannot tell the difference — which is why "server to server, on the browser's behalf" costs the caller nothing.</w:t>
       </w:r>
     </w:p>
     <w:p>
@@ -8371,6 +8414,728 @@
     </w:p>
     <w:p>
       <w:pPr>
+        <w:pStyle w:val="Heading3"/>
+      </w:pPr>
+      <w:r>
+        <w:t>2.10 Flows **[R]**</w:t>
+      </w:r>
+    </w:p>
+    <w:p>
+      <w:pPr/>
+      <w:r>
+        <w:t>Every incoming request is triaged to its type, and every page the application builds has its own construction-and-reconciliation flow. One diagram per flow, embedded here as each is drawn — request-type flows first, page-type flows after, in the order the registry maps them. The six request-type flows are the five call types with the client-sessioned one split by input; the six page-type flows are the pages of §2.2.5, each carrying the page error management (timeout to a layman explanation; conflict to a raise; missing required to a raise; all instrumented).</w:t>
+      </w:r>
+    </w:p>
+    <w:p>
+      <w:pPr>
+        <w:pStyle w:val="Heading3"/>
+      </w:pPr>
+      <w:r>
+        <w:t>flow_client_utterance (request-type)</w:t>
+      </w:r>
+    </w:p>
+    <w:p>
+      <w:pPr>
+        <w:jc w:val="center"/>
+      </w:pPr>
+      <w:r>
+        <w:drawing>
+          <wp:inline xmlns:a="http://schemas.openxmlformats.org/drawingml/2006/main" xmlns:pic="http://schemas.openxmlformats.org/drawingml/2006/picture">
+            <wp:extent cx="5852160" cy="6446785"/>
+            <wp:docPr id="23" name="Picture 23"/>
+            <wp:cNvGraphicFramePr>
+              <a:graphicFrameLocks noChangeAspect="1"/>
+            </wp:cNvGraphicFramePr>
+            <a:graphic>
+              <a:graphicData uri="http://schemas.openxmlformats.org/drawingml/2006/picture">
+                <pic:pic>
+                  <pic:nvPicPr>
+                    <pic:cNvPr id="0" name="flow_client_utterance.png"/>
+                    <pic:cNvPicPr/>
+                  </pic:nvPicPr>
+                  <pic:blipFill>
+                    <a:blip r:embed="rId32"/>
+                    <a:stretch>
+                      <a:fillRect/>
+                    </a:stretch>
+                  </pic:blipFill>
+                  <pic:spPr>
+                    <a:xfrm>
+                      <a:off x="0" y="0"/>
+                      <a:ext cx="5852160" cy="6446785"/>
+                    </a:xfrm>
+                    <a:prstGeom prst="rect"/>
+                  </pic:spPr>
+                </pic:pic>
+              </a:graphicData>
+            </a:graphic>
+          </wp:inline>
+        </w:drawing>
+      </w:r>
+    </w:p>
+    <w:p>
+      <w:pPr>
+        <w:jc w:val="center"/>
+      </w:pPr>
+      <w:r>
+        <w:rPr>
+          <w:i/>
+          <w:sz w:val="17"/>
+        </w:rPr>
+        <w:t>Client-sessioned, free text: the gate collects and passes inward; the UniversalNavigator triages the session_token, determines the page, scopes the utterance manager to that page's members, mines, dispatches the returned routes, reconciles the page, responds.</w:t>
+      </w:r>
+    </w:p>
+    <w:p>
+      <w:pPr>
+        <w:pStyle w:val="Heading3"/>
+      </w:pPr>
+      <w:r>
+        <w:t>flow_client_gesture (request-type)</w:t>
+      </w:r>
+    </w:p>
+    <w:p>
+      <w:pPr>
+        <w:jc w:val="center"/>
+      </w:pPr>
+      <w:r>
+        <w:drawing>
+          <wp:inline xmlns:a="http://schemas.openxmlformats.org/drawingml/2006/main" xmlns:pic="http://schemas.openxmlformats.org/drawingml/2006/picture">
+            <wp:extent cx="5852160" cy="9166179"/>
+            <wp:docPr id="24" name="Picture 24"/>
+            <wp:cNvGraphicFramePr>
+              <a:graphicFrameLocks noChangeAspect="1"/>
+            </wp:cNvGraphicFramePr>
+            <a:graphic>
+              <a:graphicData uri="http://schemas.openxmlformats.org/drawingml/2006/picture">
+                <pic:pic>
+                  <pic:nvPicPr>
+                    <pic:cNvPr id="0" name="flow_client_gesture.png"/>
+                    <pic:cNvPicPr/>
+                  </pic:nvPicPr>
+                  <pic:blipFill>
+                    <a:blip r:embed="rId33"/>
+                    <a:stretch>
+                      <a:fillRect/>
+                    </a:stretch>
+                  </pic:blipFill>
+                  <pic:spPr>
+                    <a:xfrm>
+                      <a:off x="0" y="0"/>
+                      <a:ext cx="5852160" cy="9166179"/>
+                    </a:xfrm>
+                    <a:prstGeom prst="rect"/>
+                  </pic:spPr>
+                </pic:pic>
+              </a:graphicData>
+            </a:graphic>
+          </wp:inline>
+        </w:drawing>
+      </w:r>
+    </w:p>
+    <w:p>
+      <w:pPr>
+        <w:jc w:val="center"/>
+      </w:pPr>
+      <w:r>
+        <w:rPr>
+          <w:i/>
+          <w:sz w:val="17"/>
+        </w:rPr>
+        <w:t>Client-sessioned, a structured control — apply filter, a page edge: routed straight from the map, no model asked; the page is updated and reconciled.</w:t>
+      </w:r>
+    </w:p>
+    <w:p>
+      <w:pPr>
+        <w:pStyle w:val="Heading3"/>
+      </w:pPr>
+      <w:r>
+        <w:t>flow_tool_to_tool (request-type)</w:t>
+      </w:r>
+    </w:p>
+    <w:p>
+      <w:pPr>
+        <w:jc w:val="center"/>
+      </w:pPr>
+      <w:r>
+        <w:drawing>
+          <wp:inline xmlns:a="http://schemas.openxmlformats.org/drawingml/2006/main" xmlns:pic="http://schemas.openxmlformats.org/drawingml/2006/picture">
+            <wp:extent cx="5852160" cy="6675120"/>
+            <wp:docPr id="25" name="Picture 25"/>
+            <wp:cNvGraphicFramePr>
+              <a:graphicFrameLocks noChangeAspect="1"/>
+            </wp:cNvGraphicFramePr>
+            <a:graphic>
+              <a:graphicData uri="http://schemas.openxmlformats.org/drawingml/2006/picture">
+                <pic:pic>
+                  <pic:nvPicPr>
+                    <pic:cNvPr id="0" name="flow_tool_to_tool.png"/>
+                    <pic:cNvPicPr/>
+                  </pic:nvPicPr>
+                  <pic:blipFill>
+                    <a:blip r:embed="rId34"/>
+                    <a:stretch>
+                      <a:fillRect/>
+                    </a:stretch>
+                  </pic:blipFill>
+                  <pic:spPr>
+                    <a:xfrm>
+                      <a:off x="0" y="0"/>
+                      <a:ext cx="5852160" cy="6675120"/>
+                    </a:xfrm>
+                    <a:prstGeom prst="rect"/>
+                  </pic:spPr>
+                </pic:pic>
+              </a:graphicData>
+            </a:graphic>
+          </wp:inline>
+        </w:drawing>
+      </w:r>
+    </w:p>
+    <w:p>
+      <w:pPr>
+        <w:jc w:val="center"/>
+      </w:pPr>
+      <w:r>
+        <w:rPr>
+          <w:i/>
+          <w:sz w:val="17"/>
+        </w:rPr>
+        <w:t>One tool calls another along the declared may_call map, through the satellite's proxy; no session, no ledger; a throw re-raises to a navigator, never swallowed in the middle.</w:t>
+      </w:r>
+    </w:p>
+    <w:p>
+      <w:pPr>
+        <w:pStyle w:val="Heading3"/>
+      </w:pPr>
+      <w:r>
+        <w:t>flow_internal_callback (request-type)</w:t>
+      </w:r>
+    </w:p>
+    <w:p>
+      <w:pPr>
+        <w:jc w:val="center"/>
+      </w:pPr>
+      <w:r>
+        <w:drawing>
+          <wp:inline xmlns:a="http://schemas.openxmlformats.org/drawingml/2006/main" xmlns:pic="http://schemas.openxmlformats.org/drawingml/2006/picture">
+            <wp:extent cx="5852160" cy="6977226"/>
+            <wp:docPr id="26" name="Picture 26"/>
+            <wp:cNvGraphicFramePr>
+              <a:graphicFrameLocks noChangeAspect="1"/>
+            </wp:cNvGraphicFramePr>
+            <a:graphic>
+              <a:graphicData uri="http://schemas.openxmlformats.org/drawingml/2006/picture">
+                <pic:pic>
+                  <pic:nvPicPr>
+                    <pic:cNvPr id="0" name="flow_internal_callback.png"/>
+                    <pic:cNvPicPr/>
+                  </pic:nvPicPr>
+                  <pic:blipFill>
+                    <a:blip r:embed="rId35"/>
+                    <a:stretch>
+                      <a:fillRect/>
+                    </a:stretch>
+                  </pic:blipFill>
+                  <pic:spPr>
+                    <a:xfrm>
+                      <a:off x="0" y="0"/>
+                      <a:ext cx="5852160" cy="6977226"/>
+                    </a:xfrm>
+                    <a:prstGeom prst="rect"/>
+                  </pic:spPr>
+                </pic:pic>
+              </a:graphicData>
+            </a:graphic>
+          </wp:inline>
+        </w:drawing>
+      </w:r>
+    </w:p>
+    <w:p>
+      <w:pPr>
+        <w:jc w:val="center"/>
+      </w:pPr>
+      <w:r>
+        <w:rPr>
+          <w:i/>
+          <w:sz w:val="17"/>
+        </w:rPr>
+        <w:t>A finished tool calls back into the main UniversalNavigator; our_signature verified against the dispatch it was signed out with; the call closes the page's render-ledger entry.</w:t>
+      </w:r>
+    </w:p>
+    <w:p>
+      <w:pPr>
+        <w:pStyle w:val="Heading3"/>
+      </w:pPr>
+      <w:r>
+        <w:t>flow_third_party_callback (request-type)</w:t>
+      </w:r>
+    </w:p>
+    <w:p>
+      <w:pPr>
+        <w:jc w:val="center"/>
+      </w:pPr>
+      <w:r>
+        <w:drawing>
+          <wp:inline xmlns:a="http://schemas.openxmlformats.org/drawingml/2006/main" xmlns:pic="http://schemas.openxmlformats.org/drawingml/2006/picture">
+            <wp:extent cx="5852160" cy="8316227"/>
+            <wp:docPr id="27" name="Picture 27"/>
+            <wp:cNvGraphicFramePr>
+              <a:graphicFrameLocks noChangeAspect="1"/>
+            </wp:cNvGraphicFramePr>
+            <a:graphic>
+              <a:graphicData uri="http://schemas.openxmlformats.org/drawingml/2006/picture">
+                <pic:pic>
+                  <pic:nvPicPr>
+                    <pic:cNvPr id="0" name="flow_third_party_callback.png"/>
+                    <pic:cNvPicPr/>
+                  </pic:nvPicPr>
+                  <pic:blipFill>
+                    <a:blip r:embed="rId36"/>
+                    <a:stretch>
+                      <a:fillRect/>
+                    </a:stretch>
+                  </pic:blipFill>
+                  <pic:spPr>
+                    <a:xfrm>
+                      <a:off x="0" y="0"/>
+                      <a:ext cx="5852160" cy="8316227"/>
+                    </a:xfrm>
+                    <a:prstGeom prst="rect"/>
+                  </pic:spPr>
+                </pic:pic>
+              </a:graphicData>
+            </a:graphic>
+          </wp:inline>
+        </w:drawing>
+      </w:r>
+    </w:p>
+    <w:p>
+      <w:pPr>
+        <w:jc w:val="center"/>
+      </w:pPr>
+      <w:r>
+        <w:rPr>
+          <w:i/>
+          <w:sz w:val="17"/>
+        </w:rPr>
+        <w:t>An external party calls us back on its own initiative; api_key proof, the credential named in the vault; witnessed and merged like any other returning document.</w:t>
+      </w:r>
+    </w:p>
+    <w:p>
+      <w:pPr>
+        <w:pStyle w:val="Heading3"/>
+      </w:pPr>
+      <w:r>
+        <w:t>flow_static_witness (request-type)</w:t>
+      </w:r>
+    </w:p>
+    <w:p>
+      <w:pPr>
+        <w:jc w:val="center"/>
+      </w:pPr>
+      <w:r>
+        <w:drawing>
+          <wp:inline xmlns:a="http://schemas.openxmlformats.org/drawingml/2006/main" xmlns:pic="http://schemas.openxmlformats.org/drawingml/2006/picture">
+            <wp:extent cx="5852160" cy="6694079"/>
+            <wp:docPr id="28" name="Picture 28"/>
+            <wp:cNvGraphicFramePr>
+              <a:graphicFrameLocks noChangeAspect="1"/>
+            </wp:cNvGraphicFramePr>
+            <a:graphic>
+              <a:graphicData uri="http://schemas.openxmlformats.org/drawingml/2006/picture">
+                <pic:pic>
+                  <pic:nvPicPr>
+                    <pic:cNvPr id="0" name="flow_static_witness.png"/>
+                    <pic:cNvPicPr/>
+                  </pic:nvPicPr>
+                  <pic:blipFill>
+                    <a:blip r:embed="rId37"/>
+                    <a:stretch>
+                      <a:fillRect/>
+                    </a:stretch>
+                  </pic:blipFill>
+                  <pic:spPr>
+                    <a:xfrm>
+                      <a:off x="0" y="0"/>
+                      <a:ext cx="5852160" cy="6694079"/>
+                    </a:xfrm>
+                    <a:prstGeom prst="rect"/>
+                  </pic:spPr>
+                </pic:pic>
+              </a:graphicData>
+            </a:graphic>
+          </wp:inline>
+        </w:drawing>
+      </w:r>
+    </w:p>
+    <w:p>
+      <w:pPr>
+        <w:jc w:val="center"/>
+      </w:pPr>
+      <w:r>
+        <w:rPr>
+          <w:i/>
+          <w:sz w:val="17"/>
+        </w:rPr>
+        <w:t>The onload witness of a static page we own; proof none; logs at frame pop, logs static errors when they occur; decides nothing.</w:t>
+      </w:r>
+    </w:p>
+    <w:p>
+      <w:pPr>
+        <w:pStyle w:val="Heading3"/>
+      </w:pPr>
+      <w:r>
+        <w:t>flow_page_care_giver (page-type)</w:t>
+      </w:r>
+    </w:p>
+    <w:p>
+      <w:pPr>
+        <w:jc w:val="center"/>
+      </w:pPr>
+      <w:r>
+        <w:drawing>
+          <wp:inline xmlns:a="http://schemas.openxmlformats.org/drawingml/2006/main" xmlns:pic="http://schemas.openxmlformats.org/drawingml/2006/picture">
+            <wp:extent cx="5852160" cy="8102395"/>
+            <wp:docPr id="29" name="Picture 29"/>
+            <wp:cNvGraphicFramePr>
+              <a:graphicFrameLocks noChangeAspect="1"/>
+            </wp:cNvGraphicFramePr>
+            <a:graphic>
+              <a:graphicData uri="http://schemas.openxmlformats.org/drawingml/2006/picture">
+                <pic:pic>
+                  <pic:nvPicPr>
+                    <pic:cNvPr id="0" name="flow_page_care_giver.png"/>
+                    <pic:cNvPicPr/>
+                  </pic:nvPicPr>
+                  <pic:blipFill>
+                    <a:blip r:embed="rId38"/>
+                    <a:stretch>
+                      <a:fillRect/>
+                    </a:stretch>
+                  </pic:blipFill>
+                  <pic:spPr>
+                    <a:xfrm>
+                      <a:off x="0" y="0"/>
+                      <a:ext cx="5852160" cy="8102395"/>
+                    </a:xfrm>
+                    <a:prstGeom prst="rect"/>
+                  </pic:spPr>
+                </pic:pic>
+              </a:graphicData>
+            </a:graphic>
+          </wp:inline>
+        </w:drawing>
+      </w:r>
+    </w:p>
+    <w:p>
+      <w:pPr>
+        <w:jc w:val="center"/>
+      </w:pPr>
+      <w:r>
+        <w:rPr>
+          <w:i/>
+          <w:sz w:val="17"/>
+        </w:rPr>
+        <w:t>The care-giver page: determine the page, scope mining to its members, dispatch, reconcile against its required members within the completeness budget, respond.</w:t>
+      </w:r>
+    </w:p>
+    <w:p>
+      <w:pPr>
+        <w:pStyle w:val="Heading3"/>
+      </w:pPr>
+      <w:r>
+        <w:t>flow_page_facility (page-type)</w:t>
+      </w:r>
+    </w:p>
+    <w:p>
+      <w:pPr>
+        <w:jc w:val="center"/>
+      </w:pPr>
+      <w:r>
+        <w:drawing>
+          <wp:inline xmlns:a="http://schemas.openxmlformats.org/drawingml/2006/main" xmlns:pic="http://schemas.openxmlformats.org/drawingml/2006/picture">
+            <wp:extent cx="5852160" cy="7061037"/>
+            <wp:docPr id="30" name="Picture 30"/>
+            <wp:cNvGraphicFramePr>
+              <a:graphicFrameLocks noChangeAspect="1"/>
+            </wp:cNvGraphicFramePr>
+            <a:graphic>
+              <a:graphicData uri="http://schemas.openxmlformats.org/drawingml/2006/picture">
+                <pic:pic>
+                  <pic:nvPicPr>
+                    <pic:cNvPr id="0" name="flow_page_facility.png"/>
+                    <pic:cNvPicPr/>
+                  </pic:nvPicPr>
+                  <pic:blipFill>
+                    <a:blip r:embed="rId39"/>
+                    <a:stretch>
+                      <a:fillRect/>
+                    </a:stretch>
+                  </pic:blipFill>
+                  <pic:spPr>
+                    <a:xfrm>
+                      <a:off x="0" y="0"/>
+                      <a:ext cx="5852160" cy="7061037"/>
+                    </a:xfrm>
+                    <a:prstGeom prst="rect"/>
+                  </pic:spPr>
+                </pic:pic>
+              </a:graphicData>
+            </a:graphic>
+          </wp:inline>
+        </w:drawing>
+      </w:r>
+    </w:p>
+    <w:p>
+      <w:pPr>
+        <w:jc w:val="center"/>
+      </w:pPr>
+      <w:r>
+        <w:rPr>
+          <w:i/>
+          <w:sz w:val="17"/>
+        </w:rPr>
+        <w:t>The facility page: the same construction-and-reconciliation path over the facility page's members.</w:t>
+      </w:r>
+    </w:p>
+    <w:p>
+      <w:pPr>
+        <w:pStyle w:val="Heading3"/>
+      </w:pPr>
+      <w:r>
+        <w:t>flow_page_clinical_trial (page-type)</w:t>
+      </w:r>
+    </w:p>
+    <w:p>
+      <w:pPr>
+        <w:jc w:val="center"/>
+      </w:pPr>
+      <w:r>
+        <w:drawing>
+          <wp:inline xmlns:a="http://schemas.openxmlformats.org/drawingml/2006/main" xmlns:pic="http://schemas.openxmlformats.org/drawingml/2006/picture">
+            <wp:extent cx="5852160" cy="4958985"/>
+            <wp:docPr id="31" name="Picture 31"/>
+            <wp:cNvGraphicFramePr>
+              <a:graphicFrameLocks noChangeAspect="1"/>
+            </wp:cNvGraphicFramePr>
+            <a:graphic>
+              <a:graphicData uri="http://schemas.openxmlformats.org/drawingml/2006/picture">
+                <pic:pic>
+                  <pic:nvPicPr>
+                    <pic:cNvPr id="0" name="flow_page_clinical_trial.png"/>
+                    <pic:cNvPicPr/>
+                  </pic:nvPicPr>
+                  <pic:blipFill>
+                    <a:blip r:embed="rId40"/>
+                    <a:stretch>
+                      <a:fillRect/>
+                    </a:stretch>
+                  </pic:blipFill>
+                  <pic:spPr>
+                    <a:xfrm>
+                      <a:off x="0" y="0"/>
+                      <a:ext cx="5852160" cy="4958985"/>
+                    </a:xfrm>
+                    <a:prstGeom prst="rect"/>
+                  </pic:spPr>
+                </pic:pic>
+              </a:graphicData>
+            </a:graphic>
+          </wp:inline>
+        </w:drawing>
+      </w:r>
+    </w:p>
+    <w:p>
+      <w:pPr>
+        <w:jc w:val="center"/>
+      </w:pPr>
+      <w:r>
+        <w:rPr>
+          <w:i/>
+          <w:sz w:val="17"/>
+        </w:rPr>
+        <w:t>The clinical-trial page: the same path over the clinical-trial page's members.</w:t>
+      </w:r>
+    </w:p>
+    <w:p>
+      <w:pPr>
+        <w:pStyle w:val="Heading3"/>
+      </w:pPr>
+      <w:r>
+        <w:t>flow_page_provider_detail (page-type)</w:t>
+      </w:r>
+    </w:p>
+    <w:p>
+      <w:pPr>
+        <w:jc w:val="center"/>
+      </w:pPr>
+      <w:r>
+        <w:drawing>
+          <wp:inline xmlns:a="http://schemas.openxmlformats.org/drawingml/2006/main" xmlns:pic="http://schemas.openxmlformats.org/drawingml/2006/picture">
+            <wp:extent cx="5852160" cy="5852160"/>
+            <wp:docPr id="32" name="Picture 32"/>
+            <wp:cNvGraphicFramePr>
+              <a:graphicFrameLocks noChangeAspect="1"/>
+            </wp:cNvGraphicFramePr>
+            <a:graphic>
+              <a:graphicData uri="http://schemas.openxmlformats.org/drawingml/2006/picture">
+                <pic:pic>
+                  <pic:nvPicPr>
+                    <pic:cNvPr id="0" name="flow_page_provider_detail.png"/>
+                    <pic:cNvPicPr/>
+                  </pic:nvPicPr>
+                  <pic:blipFill>
+                    <a:blip r:embed="rId41"/>
+                    <a:stretch>
+                      <a:fillRect/>
+                    </a:stretch>
+                  </pic:blipFill>
+                  <pic:spPr>
+                    <a:xfrm>
+                      <a:off x="0" y="0"/>
+                      <a:ext cx="5852160" cy="5852160"/>
+                    </a:xfrm>
+                    <a:prstGeom prst="rect"/>
+                  </pic:spPr>
+                </pic:pic>
+              </a:graphicData>
+            </a:graphic>
+          </wp:inline>
+        </w:drawing>
+      </w:r>
+    </w:p>
+    <w:p>
+      <w:pPr>
+        <w:jc w:val="center"/>
+      </w:pPr>
+      <w:r>
+        <w:rPr>
+          <w:i/>
+          <w:sz w:val="17"/>
+        </w:rPr>
+        <w:t>The provider-detail page: a detail brought to live-registry freshness on open, reconciled against its required members, and still shown when the registry does not answer.</w:t>
+      </w:r>
+    </w:p>
+    <w:p>
+      <w:pPr>
+        <w:pStyle w:val="Heading3"/>
+      </w:pPr>
+      <w:r>
+        <w:t>flow_page_facility_detail (page-type)</w:t>
+      </w:r>
+    </w:p>
+    <w:p>
+      <w:pPr>
+        <w:jc w:val="center"/>
+      </w:pPr>
+      <w:r>
+        <w:drawing>
+          <wp:inline xmlns:a="http://schemas.openxmlformats.org/drawingml/2006/main" xmlns:pic="http://schemas.openxmlformats.org/drawingml/2006/picture">
+            <wp:extent cx="5852160" cy="7864604"/>
+            <wp:docPr id="33" name="Picture 33"/>
+            <wp:cNvGraphicFramePr>
+              <a:graphicFrameLocks noChangeAspect="1"/>
+            </wp:cNvGraphicFramePr>
+            <a:graphic>
+              <a:graphicData uri="http://schemas.openxmlformats.org/drawingml/2006/picture">
+                <pic:pic>
+                  <pic:nvPicPr>
+                    <pic:cNvPr id="0" name="flow_page_facility_detail.png"/>
+                    <pic:cNvPicPr/>
+                  </pic:nvPicPr>
+                  <pic:blipFill>
+                    <a:blip r:embed="rId42"/>
+                    <a:stretch>
+                      <a:fillRect/>
+                    </a:stretch>
+                  </pic:blipFill>
+                  <pic:spPr>
+                    <a:xfrm>
+                      <a:off x="0" y="0"/>
+                      <a:ext cx="5852160" cy="7864604"/>
+                    </a:xfrm>
+                    <a:prstGeom prst="rect"/>
+                  </pic:spPr>
+                </pic:pic>
+              </a:graphicData>
+            </a:graphic>
+          </wp:inline>
+        </w:drawing>
+      </w:r>
+    </w:p>
+    <w:p>
+      <w:pPr>
+        <w:jc w:val="center"/>
+      </w:pPr>
+      <w:r>
+        <w:rPr>
+          <w:i/>
+          <w:sz w:val="17"/>
+        </w:rPr>
+        <w:t>The facility-detail page: the detail path over the facility-detail page's members.</w:t>
+      </w:r>
+    </w:p>
+    <w:p>
+      <w:pPr>
+        <w:pStyle w:val="Heading3"/>
+      </w:pPr>
+      <w:r>
+        <w:t>flow_page_clinical_trial_detail (page-type)</w:t>
+      </w:r>
+    </w:p>
+    <w:p>
+      <w:pPr>
+        <w:jc w:val="center"/>
+      </w:pPr>
+      <w:r>
+        <w:drawing>
+          <wp:inline xmlns:a="http://schemas.openxmlformats.org/drawingml/2006/main" xmlns:pic="http://schemas.openxmlformats.org/drawingml/2006/picture">
+            <wp:extent cx="5852160" cy="7057350"/>
+            <wp:docPr id="34" name="Picture 34"/>
+            <wp:cNvGraphicFramePr>
+              <a:graphicFrameLocks noChangeAspect="1"/>
+            </wp:cNvGraphicFramePr>
+            <a:graphic>
+              <a:graphicData uri="http://schemas.openxmlformats.org/drawingml/2006/picture">
+                <pic:pic>
+                  <pic:nvPicPr>
+                    <pic:cNvPr id="0" name="flow_page_clinical_trial_detail.png"/>
+                    <pic:cNvPicPr/>
+                  </pic:nvPicPr>
+                  <pic:blipFill>
+                    <a:blip r:embed="rId43"/>
+                    <a:stretch>
+                      <a:fillRect/>
+                    </a:stretch>
+                  </pic:blipFill>
+                  <pic:spPr>
+                    <a:xfrm>
+                      <a:off x="0" y="0"/>
+                      <a:ext cx="5852160" cy="7057350"/>
+                    </a:xfrm>
+                    <a:prstGeom prst="rect"/>
+                  </pic:spPr>
+                </pic:pic>
+              </a:graphicData>
+            </a:graphic>
+          </wp:inline>
+        </w:drawing>
+      </w:r>
+    </w:p>
+    <w:p>
+      <w:pPr>
+        <w:jc w:val="center"/>
+      </w:pPr>
+      <w:r>
+        <w:rPr>
+          <w:i/>
+          <w:sz w:val="17"/>
+        </w:rPr>
+        <w:t>The clinical-trial-detail page: the detail path over the clinical-trial-detail page's members.</w:t>
+      </w:r>
+    </w:p>
+    <w:p>
+      <w:pPr>
         <w:pStyle w:val="Heading2"/>
       </w:pPr>
       <w:r>
@@ -13897,6 +14662,12 @@
       </w:r>
       <w:r>
         <w:t xml:space="preserve"> No such declaration exists: the record names the vendors as credentials to fetch and says nothing about what is sent to them. Three vendors are live and every typed sentence reaches at least one, carrying the recent conversation with it. This is not an engineering gap; it is a position the firm has not taken, and no artifact owns taking it.</w:t>
+      </w:r>
+    </w:p>
+    <w:p>
+      <w:pPr/>
+      <w:r>
+        <w:t>Q8 — Does the utterance manager keep prose and parameters, or shed both? The target splits user-facing prose into a separate tool the UniversalNavigator dispatches with the facts, and strips the utterance manager of parameters entirely — it classifies only, non-blocking, and returns the dispatch set knowing no parameter. Three approved requirements place both inside it: EPIC-002-F-010-S-001 has the utterance manager author user_message, EPIC-002-F-010-S-003 gives it the manufacture path, and EPIC-006-F-008-S-003 names it one of the three parameter writers. The architecture will not move a requirement, so which stands is the operator's to say. Until then §2.3 and §2.5.4 describe the behaviour that is built, and this question records the target that contends with it.</w:t>
       </w:r>
     </w:p>
     <w:sectPr>

--- a/architecture/TargetArchitecture/5_LiveApplicationArchitecture.docx
+++ b/architecture/TargetArchitecture/5_LiveApplicationArchitecture.docx
@@ -1427,7 +1427,7 @@
     <w:p>
       <w:pPr/>
       <w:r>
-        <w:t>[R] This page is not §2.5.6's page, under a shared word. §2.5.6's four — facility, individualProvider, NUCC, clinicalTrial — are the value-scopes a parameter lives in, closed by approved requirement. The registry's constructed pages are the render ledger's unit of completeness, and the six the application builds are named in §2.10. The two join different lists — value-scopes against parameters, member tools against a rendered answer — and share only the name, which §2.4.2's caution about the word subscription applies to here as well.</w:t>
+        <w:t>[R] This page is not §2.5.6's page, under a shared word. §2.5.6's three — individualProvider, facility, clinicalTrial — are the value-scopes a parameter lives in, closed by approved requirement; NUCC is not among them, being the specialty_filter member rather than a page. The registry's constructed pages are the render ledger's unit of completeness, and the three the application builds are named in §2.10. The two join different lists — value-scopes against parameters, member tools against a rendered answer — and share only the name, which §2.4.2's caution about the word subscription applies to here as well.</w:t>
       </w:r>
     </w:p>
     <w:p>
@@ -2092,7 +2092,7 @@
     <w:p>
       <w:pPr/>
       <w:r>
-        <w:t>[R] The classifier is not a second node. The target folds it into the utterance manager: the classifier goes away, and the utterance manager is the classifier. One model call — a cached preamble (the utterance manager's own registry entry, the frame it operates under) plus every tool's declared fragment in, the dispatch set out — and the agent running it dispatches. A first pass mines broadly; a refinement pass narrows to the requested page's members, with more specific fields and more rigorous prerequisites, and the intelligence of that scoping lives in the dispatch code, not in the model. §2.8.2 already half-states this: the prompt is assembled from the declared set rather than written beside it. What contends with this — that the same node also authors prose and writes parameters — is §5 Q8.</w:t>
+        <w:t>[R] The classifier is not a second node. The target folds it into the utterance manager: the classifier goes away, and the utterance manager is the classifier. One model call — a cached preamble (the utterance manager's own registry entry, the frame it operates under) plus every tool's declared fragment in, the dispatch set out — and the agent running it dispatches. A first pass mines broadly; a refinement pass narrows to the requested page's members, with more specific fields and more rigorous prerequisites, and the intelligence of that scoping lives in the dispatch code, not in the model. §2.8.2 already half-states this: the prompt is assembled from the declared set rather than written beside it.</w:t>
       </w:r>
     </w:p>
     <w:p>
@@ -2282,7 +2282,7 @@
               <w:rPr>
                 <w:sz w:val="22"/>
               </w:rPr>
-              <w:t>ProviderSearch</w:t>
+              <w:t>provider_search</w:t>
             </w:r>
           </w:p>
         </w:tc>
@@ -2300,7 +2300,7 @@
               <w:rPr>
                 <w:sz w:val="22"/>
               </w:rPr>
-              <w:t>SpecialtyFilter</w:t>
+              <w:t>specialty_filter</w:t>
             </w:r>
           </w:p>
         </w:tc>
@@ -2318,7 +2318,7 @@
               <w:rPr>
                 <w:sz w:val="22"/>
               </w:rPr>
-              <w:t>ProviderDetail</w:t>
+              <w:t>provider_detail</w:t>
             </w:r>
           </w:p>
         </w:tc>
@@ -2336,7 +2336,7 @@
               <w:rPr>
                 <w:sz w:val="22"/>
               </w:rPr>
-              <w:t>ProviderSelection</w:t>
+              <w:t>provider_selection</w:t>
             </w:r>
           </w:p>
         </w:tc>
@@ -2375,7 +2375,7 @@
               <w:rPr>
                 <w:sz w:val="22"/>
               </w:rPr>
-              <w:t>FacilitySearch</w:t>
+              <w:t>facility_search</w:t>
             </w:r>
           </w:p>
         </w:tc>
@@ -2412,7 +2412,7 @@
               <w:rPr>
                 <w:sz w:val="22"/>
               </w:rPr>
-              <w:t>FacilityDetail</w:t>
+              <w:t>facility_detail</w:t>
             </w:r>
           </w:p>
         </w:tc>
@@ -2430,7 +2430,7 @@
               <w:rPr>
                 <w:sz w:val="22"/>
               </w:rPr>
-              <w:t>FacilitySelection</w:t>
+              <w:t>facility_selection</w:t>
             </w:r>
           </w:p>
         </w:tc>
@@ -2469,7 +2469,7 @@
               <w:rPr>
                 <w:sz w:val="22"/>
               </w:rPr>
-              <w:t>ClinicalTrials</w:t>
+              <w:t>clinical_trials</w:t>
             </w:r>
           </w:p>
         </w:tc>
@@ -2523,7 +2523,7 @@
               <w:rPr>
                 <w:sz w:val="22"/>
               </w:rPr>
-              <w:t>ClinicalTrialSelection</w:t>
+              <w:t>clinical_trial_selection</w:t>
             </w:r>
           </w:p>
         </w:tc>
@@ -3726,7 +3726,7 @@
         <w:rPr>
           <w:i/>
         </w:rPr>
-        <w:t>geography on the care-giver page is not the geography on the facility page.</w:t>
+        <w:t>geography on the individual-provider page is not the geography on the facility page.</w:t>
       </w:r>
     </w:p>
     <w:p>
@@ -4206,7 +4206,7 @@
         <w:t>[I]</w:t>
       </w:r>
       <w:r>
-        <w:t xml:space="preserve"> The pages are exactly four — </w:t>
+        <w:t xml:space="preserve"> The pages are exactly three — </w:t>
       </w:r>
       <w:r>
         <w:rPr>
@@ -4233,16 +4233,6 @@
           <w:rFonts w:ascii="Consolas" w:hAnsi="Consolas"/>
           <w:sz w:val="17"/>
         </w:rPr>
-        <w:t>NUCC</w:t>
-      </w:r>
-      <w:r>
-        <w:t xml:space="preserve">, </w:t>
-      </w:r>
-      <w:r>
-        <w:rPr>
-          <w:rFonts w:ascii="Consolas" w:hAnsi="Consolas"/>
-          <w:sz w:val="17"/>
-        </w:rPr>
         <w:t>clinicalTrial</w:t>
       </w:r>
       <w:r>
@@ -4256,7 +4246,7 @@
         <w:t>EPIC-006-F-008-S-001-REQ-B-002</w:t>
       </w:r>
       <w:r>
-        <w:t>. Pages are independent (</w:t>
+        <w:t>. NUCC is not among them: it is the specialty_filter, a member of the individualProvider page (and of the facility page, whose facility NUCC filter carries Ambulatory / Psychiatric / Inpatient macro-toggles mirroring the individual page’s Prescribers / Homeopathic; the built registry at this writing predates that member), not a page of its own — a page showing only its NUCC member is an incomplete individualProvider page whose required_members have not all closed, which is exactly what the UniversalNavigator establishes. Pages are independent (</w:t>
       </w:r>
       <w:r>
         <w:rPr>
@@ -4377,7 +4367,7 @@
           <w:color w:val="6B7280"/>
           <w:sz w:val="17"/>
         </w:rPr>
-        <w:t>One name, one value per page. The geography on the care-giver page is not the geography on the facility page.</w:t>
+        <w:t>One name, one value per page. The geography on the individual-provider page is not the geography on the facility page.</w:t>
       </w:r>
     </w:p>
     <w:p>
@@ -4429,7 +4419,7 @@
     </w:p>
     <w:p>
       <w:r>
-        <w:t>That is why four pages do not mean four screens; why a person can hold a facility answer and a provider answer at once (</w:t>
+        <w:t>That is why three pages do not mean three screens; why a person can hold a facility answer and a provider answer at once (</w:t>
       </w:r>
       <w:r>
         <w:rPr>
@@ -5158,7 +5148,7 @@
         <w:t>which value a person is shown is neither artifact's to decide</w:t>
       </w:r>
       <w:r>
-        <w:t xml:space="preserve"> and is §5 Q4.</w:t>
+        <w:t>.</w:t>
       </w:r>
     </w:p>
     <w:p>
@@ -8153,6 +8143,12 @@
       </w:r>
     </w:p>
     <w:p>
+      <w:pPr/>
+      <w:r>
+        <w:t>[R] Geography is a tool, and its value is page-scoped like any parameter's. individualProvider and facility each hold their own geography parameter — two, not one — so the geo tool is told which page it services and writes that page's geography and no other. On a page that needs both a location and a vocabulary, geo fires in parallel with the specialty_filter; the page's search runs once both have resolved. Geo has no display yet — that waits on maps — and it calls no other tool.</w:t>
+      </w:r>
+    </w:p>
+    <w:p>
       <w:pPr>
         <w:jc w:val="center"/>
       </w:pPr>
@@ -8423,7 +8419,7 @@
     <w:p>
       <w:pPr/>
       <w:r>
-        <w:t>Every incoming request is triaged to its type, and every page the application builds has its own construction-and-reconciliation flow. One diagram per flow, embedded here as each is drawn — request-type flows first, page-type flows after, in the order the registry maps them. The six request-type flows are the five call types with the client-sessioned one split by input; the six page-type flows are the pages of §2.2.5, each carrying the page error management (timeout to a layman explanation; conflict to a raise; missing required to a raise; all instrumented).</w:t>
+        <w:t>Every incoming request is triaged to its type, and every page the application builds has its own construction-and-reconciliation flow. One diagram per flow, embedded here as each is drawn — request-type flows first, page-type flows after, then the detail views that open within a page, in the order the registry maps them. The six request-type flows are the five call types with the client-sessioned one split by input; the three page-type flows are the pages of §2.2.5 — individualProvider, facility, clinicalTrial — each carrying the page error management (timeout to a layman explanation; conflict to a raise; missing required to a raise; all instrumented). A detail is not a page: it is a member that opens within its page, and its flow follows the page it belongs to.</w:t>
       </w:r>
     </w:p>
     <w:p>
@@ -8785,7 +8781,7 @@
         <w:pStyle w:val="Heading3"/>
       </w:pPr>
       <w:r>
-        <w:t>flow_page_care_giver (page-type)</w:t>
+        <w:t>flow_page_individual_provider (page-type)</w:t>
       </w:r>
     </w:p>
     <w:p>
@@ -8836,7 +8832,7 @@
           <w:i/>
           <w:sz w:val="17"/>
         </w:rPr>
-        <w:t>The care-giver page: determine the page, scope mining to its members, dispatch, reconcile against its required members within the completeness budget, respond.</w:t>
+        <w:t>The individual-provider page: determine the page, scope mining to its members, dispatch, reconcile against its required members within the completeness budget, respond.</w:t>
       </w:r>
     </w:p>
     <w:p>
@@ -8962,7 +8958,7 @@
         <w:pStyle w:val="Heading3"/>
       </w:pPr>
       <w:r>
-        <w:t>flow_page_provider_detail (page-type)</w:t>
+        <w:t>flow_provider_detail (detail — a member of the individual-provider page)</w:t>
       </w:r>
     </w:p>
     <w:p>
@@ -9013,7 +9009,7 @@
           <w:i/>
           <w:sz w:val="17"/>
         </w:rPr>
-        <w:t>The provider-detail page: a detail brought to live-registry freshness on open, reconciled against its required members, and still shown when the registry does not answer.</w:t>
+        <w:t>The provider detail — a member of the individual-provider page, not a page of its own: a detail brought to live-registry freshness on open, reconciled against its required members, and still shown when the registry does not answer.</w:t>
       </w:r>
     </w:p>
     <w:p>
@@ -9021,7 +9017,7 @@
         <w:pStyle w:val="Heading3"/>
       </w:pPr>
       <w:r>
-        <w:t>flow_page_facility_detail (page-type)</w:t>
+        <w:t>flow_facility_detail (detail — a member of the facility page)</w:t>
       </w:r>
     </w:p>
     <w:p>
@@ -9072,7 +9068,7 @@
           <w:i/>
           <w:sz w:val="17"/>
         </w:rPr>
-        <w:t>The facility-detail page: the detail path over the facility-detail page's members.</w:t>
+        <w:t>The facility detail — a member of the facility page, not a page of its own: the detail path over the facility detail's members.</w:t>
       </w:r>
     </w:p>
     <w:p>
@@ -9080,7 +9076,7 @@
         <w:pStyle w:val="Heading3"/>
       </w:pPr>
       <w:r>
-        <w:t>flow_page_clinical_trial_detail (page-type)</w:t>
+        <w:t>flow_clinical_trial_detail (detail — a member of the clinical-trial page)</w:t>
       </w:r>
     </w:p>
     <w:p>
@@ -9131,7 +9127,7 @@
           <w:i/>
           <w:sz w:val="17"/>
         </w:rPr>
-        <w:t>The clinical-trial-detail page: the detail path over the clinical-trial-detail page's members.</w:t>
+        <w:t>The clinical-trial detail — a member of the clinical-trial page, not a page of its own: the detail path over the trial detail's members.</w:t>
       </w:r>
     </w:p>
     <w:p>
@@ -10804,7 +10800,7 @@
                 <w:b/>
                 <w:sz w:val="22"/>
               </w:rPr>
-              <w:t>a deterministic keyword path</w:t>
+              <w:t>a curated crowd-sourced exact-match list, then a deterministic keyword path</w:t>
             </w:r>
           </w:p>
         </w:tc>
@@ -10820,6 +10816,12 @@
       </w:r>
       <w:r>
         <w:t xml:space="preserve"> That is the correct shape — and it was true by accident rather than by decision, which is exactly what 11.7 exists to catch.</w:t>
+      </w:r>
+    </w:p>
+    <w:p>
+      <w:pPr/>
+      <w:r>
+        <w:t>[R] The safety lockout is layered, not a single non-deterministic call. First contact on a never-before-seen utterance is still an LLM classifier, now pinned to temperature 0 — it had been running at the model default, which flipped borderline emergencies, a real bug now fixed. [I] Every lockout records the uppercased verbatim utterance into a UserLockOutUtterances collection with a count, so a later utterance of the exact same words is a deterministic repeat: the system learns from what has locked people out. ChatHealthy staff review a monthly operational report of these utterances, ordered by frequency, and curate which learned utterances become trusted deterministic triggers. The model decides the unknown; a curated, crowd-sourced exact-match list decides the known.</w:t>
       </w:r>
     </w:p>
     <w:p>
@@ -13028,13 +13030,12 @@
                 <w:b/>
                 <w:sz w:val="22"/>
               </w:rPr>
-              <w:t>operator — §5 Q7.</w:t>
-            </w:r>
-            <w:r>
-              <w:rPr>
-                <w:sz w:val="22"/>
-              </w:rPr>
-              <w:t xml:space="preserve"> Not scheduled, because which target is right is undecided.</w:t>
+            </w:r>
+            <w:r>
+              <w:rPr>
+                <w:sz w:val="22"/>
+              </w:rPr>
+              <w:t>Not scheduled, because which target is right is undecided.</w:t>
             </w:r>
           </w:p>
         </w:tc>
@@ -14209,7 +14210,7 @@
               <w:rPr>
                 <w:sz w:val="22"/>
               </w:rPr>
-              <w:t>§2.6.6; the rule itself is §5 Q4</w:t>
+              <w:t>§2.6.6</w:t>
             </w:r>
           </w:p>
         </w:tc>
@@ -14441,235 +14442,6 @@
       </w:tr>
     </w:tbl>
     <w:p/>
-    <w:p>
-      <w:pPr>
-        <w:pStyle w:val="Heading2"/>
-      </w:pPr>
-      <w:r>
-        <w:t>5. Open questions for the operator</w:t>
-      </w:r>
-    </w:p>
-    <w:p>
-      <w:r>
-        <w:rPr>
-          <w:b/>
-        </w:rPr>
-        <w:t>Q1 — Does `EPIC-006-F-008-S-002` (carry-over) stand?</w:t>
-      </w:r>
-      <w:r>
-        <w:t xml:space="preserve"> The story is approved and binds; the operator has since called carry-over an anti-pattern; the built mechanism runs with an empty input. </w:t>
-      </w:r>
-      <w:r>
-        <w:rPr>
-          <w:b/>
-        </w:rPr>
-        <w:t>Keeping it</w:t>
-      </w:r>
-      <w:r>
-        <w:t xml:space="preserve"> costs a decision surface of parameters × pages × pages, an ordering guarantee, and a display obligation. </w:t>
-      </w:r>
-      <w:r>
-        <w:rPr>
-          <w:b/>
-        </w:rPr>
-        <w:t>Withdrawing it</w:t>
-      </w:r>
-      <w:r>
-        <w:t xml:space="preserve"> costs a convenience — a person states a geography twice — and orphans a second approved requirement (</w:t>
-      </w:r>
-      <w:r>
-        <w:rPr>
-          <w:rFonts w:ascii="Consolas" w:hAnsi="Consolas"/>
-          <w:sz w:val="17"/>
-        </w:rPr>
-        <w:t>-S-005-REQ-B-008</w:t>
-      </w:r>
-      <w:r>
-        <w:t>, name where a carried value came from) and the record field that serves it. The architecture will not withdraw a requirement and will not author a replacement.</w:t>
-      </w:r>
-    </w:p>
-    <w:p>
-      <w:r>
-        <w:rPr>
-          <w:b/>
-        </w:rPr>
-        <w:t>Q2 — Result-row width.</w:t>
-      </w:r>
-      <w:r>
-        <w:t xml:space="preserve"> Two approved requirements already close this at two different widths for two different subjects: a facility row at exactly five things, a care-giver row at eight elements plus headings and paging controls. </w:t>
-      </w:r>
-      <w:r>
-        <w:rPr>
-          <w:b/>
-        </w:rPr>
-        <w:t>The question is whether you accept two widths.</w:t>
-      </w:r>
-      <w:r>
-        <w:t xml:space="preserve"> If yes, this is not an open question but a non-compliance row and I will move it.</w:t>
-      </w:r>
-    </w:p>
-    <w:p>
-      <w:r>
-        <w:rPr>
-          <w:b/>
-        </w:rPr>
-        <w:t>Q3 — Which parameter-writing practice is confirmed?</w:t>
-      </w:r>
-      <w:r>
-        <w:t xml:space="preserve"> Ability is fixed by approved requirement — all three routes must be </w:t>
-      </w:r>
-      <w:r>
-        <w:rPr>
-          <w:i/>
-        </w:rPr>
-        <w:t>able</w:t>
-      </w:r>
-      <w:r>
-        <w:t xml:space="preserve"> to write any parameter. Practice is open, and the parent's §6.4 takes the position that each page mines its own. </w:t>
-      </w:r>
-      <w:r>
-        <w:rPr>
-          <w:b/>
-        </w:rPr>
-        <w:t>Confirm the practice; the ability is not removable without moving a requirement.</w:t>
-      </w:r>
-      <w:r>
-        <w:t xml:space="preserve"> Either way </w:t>
-      </w:r>
-      <w:r>
-        <w:rPr>
-          <w:rFonts w:ascii="Consolas" w:hAnsi="Consolas"/>
-          <w:sz w:val="17"/>
-        </w:rPr>
-        <w:t>-REQ-B-004</w:t>
-      </w:r>
-      <w:r>
-        <w:t xml:space="preserve"> requires the two live write paths (R-05) to become one.</w:t>
-      </w:r>
-    </w:p>
-    <w:p>
-      <w:r>
-        <w:rPr>
-          <w:b/>
-        </w:rPr>
-        <w:t>Q4 — When a record matched through a repaired code, does the display show the reported value, the derived value, or both?</w:t>
-      </w:r>
-      <w:r>
-        <w:t xml:space="preserve"> This is </w:t>
-      </w:r>
-      <w:r>
-        <w:rPr>
-          <w:b/>
-        </w:rPr>
-        <w:t>one question with `04_pipeline.md` Q6</w:t>
-      </w:r>
-      <w:r>
-        <w:t xml:space="preserve">, and it is recorded in both documents by cross-reference rather than restated. The joint position that artifact and this one have already settled between us: </w:t>
-      </w:r>
-      <w:r>
-        <w:rPr>
-          <w:b/>
-        </w:rPr>
-        <w:t>the store's authority tags survive to the display and the result-row contract carries them; the tag vocabulary belongs to `04_pipeline.md` §7.4; the rendering rule belongs here (§2.6.7).</w:t>
-      </w:r>
-      <w:r>
-        <w:t xml:space="preserve"> What neither of us may decide is which value the person sees, because two approved requirements pull against each other — </w:t>
-      </w:r>
-      <w:r>
-        <w:rPr>
-          <w:rFonts w:ascii="Consolas" w:hAnsi="Consolas"/>
-          <w:sz w:val="17"/>
-        </w:rPr>
-        <w:t>EPIC-006-F-001-S-004-REQ-B-001</w:t>
-      </w:r>
-      <w:r>
-        <w:t xml:space="preserve"> says show the specialty the person chose, and the non-conversion rule says never present a repair as though it were the report.</w:t>
-      </w:r>
-    </w:p>
-    <w:p>
-      <w:r>
-        <w:rPr>
-          <w:b/>
-        </w:rPr>
-        <w:t>Q5 — Does location extraction stay in the shared library?</w:t>
-      </w:r>
-      <w:r>
-        <w:t xml:space="preserve"> It is a live, single-purpose model call that mines a geography from an utterance, sitting in the library every front-end component installs. It fails test 2 of §2.7. </w:t>
-      </w:r>
-      <w:r>
-        <w:rPr>
-          <w:b/>
-        </w:rPr>
-        <w:t>Either the code moves or the boundary gets a stated exception</w:t>
-      </w:r>
-      <w:r>
-        <w:t xml:space="preserve"> — and it is the template for four other modules in the same position.</w:t>
-      </w:r>
-    </w:p>
-    <w:p>
-      <w:r>
-        <w:rPr>
-          <w:b/>
-        </w:rPr>
-        <w:t>Q7 — Where does session issuance live?</w:t>
-      </w:r>
-      <w:r>
-        <w:t xml:space="preserve"> The one case in §2.2.1 that is a genuine either/or, and the only reason R-18c is unscheduled while R-18a and R-24 are scheduled. A session must come from somewhere and cannot present the thing it is about to create. Two targets, each complying with one half of the architecture and neither with both: </w:t>
-      </w:r>
-      <w:r>
-        <w:rPr>
-          <w:b/>
-        </w:rPr>
-        <w:t>an unauthenticated op on the gate</w:t>
-      </w:r>
-      <w:r>
-        <w:t xml:space="preserve"> keeps one entrance and weakens </w:t>
-      </w:r>
-      <w:r>
-        <w:rPr>
-          <w:i/>
-        </w:rPr>
-        <w:t>no op is exempt</w:t>
-      </w:r>
-      <w:r>
-        <w:t xml:space="preserve">; </w:t>
-      </w:r>
-      <w:r>
-        <w:rPr>
-          <w:b/>
-        </w:rPr>
-        <w:t>a separate endpoint</w:t>
-      </w:r>
-      <w:r>
-        <w:t xml:space="preserve"> keeps every op authenticated and weakens </w:t>
-      </w:r>
-      <w:r>
-        <w:rPr>
-          <w:i/>
-        </w:rPr>
-        <w:t>one entrance</w:t>
-      </w:r>
-      <w:r>
-        <w:t>. I have no basis to prefer one and will not invent one — but the choice is small and the consequence is not, because whichever is chosen becomes the sentence a buyer is told about how a session begins. Security's view is that resuming a session should require proof of possession of the prior token rather than knowledge of its identifier; that is orthogonal and holds under either answer.</w:t>
-      </w:r>
-    </w:p>
-    <w:p>
-      <w:r>
-        <w:rPr>
-          <w:b/>
-        </w:rPr>
-        <w:t>Q6 — Which classes of data may cross to which vendor?</w:t>
-      </w:r>
-      <w:r>
-        <w:t xml:space="preserve"> No such declaration exists: the record names the vendors as credentials to fetch and says nothing about what is sent to them. Three vendors are live and every typed sentence reaches at least one, carrying the recent conversation with it. This is not an engineering gap; it is a position the firm has not taken, and no artifact owns taking it.</w:t>
-      </w:r>
-    </w:p>
-    <w:p>
-      <w:pPr/>
-      <w:r>
-        <w:t>Q8 — Does the utterance manager keep prose and parameters, or shed both? The target splits user-facing prose into a separate tool the UniversalNavigator dispatches with the facts, and strips the utterance manager of parameters entirely — it classifies only, non-blocking, and returns the dispatch set knowing no parameter. Three approved requirements place both inside it: EPIC-002-F-010-S-001 has the utterance manager author user_message, EPIC-002-F-010-S-003 gives it the manufacture path, and EPIC-006-F-008-S-003 names it one of the three parameter writers. The architecture will not move a requirement, so which stands is the operator's to say. Until then §2.3 and §2.5.4 describe the behaviour that is built, and this question records the target that contends with it.</w:t>
-      </w:r>
-    </w:p>
     <w:sectPr>
       <w:pgSz w:w="12240" w:h="15840"/>
       <w:pgMar w:top="1440" w:right="1800" w:bottom="1440" w:left="1800" w:header="720" w:footer="720" w:gutter="0"/>

--- a/architecture/TargetArchitecture/5_LiveApplicationArchitecture.docx
+++ b/architecture/TargetArchitecture/5_LiveApplicationArchitecture.docx
@@ -238,7 +238,7 @@
         <w:rPr>
           <w:b/>
         </w:rPr>
-        <w:t>Decides: the request path from the entrance to an answer; the UniversalNavigator and its per-satellite proxy; what a capability is and how one is declared; the parameter model and session state; the render ledger and the one-record registry; where a model runs and where it does not; how display is authored and by what; the prose the product speaks; the shared library's boundary.</w:t>
+        <w:t>Decides: the request path from the entrance to an answer; the UniversalNavigator and its proxy; what a capability is and how one is declared; the parameter model and session state; the render ledger and the one-record registry; where a model runs and where it does not; how display is authored and by what; the one surface that speaks to the person, the UtteranceManager's RequestUsersRefinement; the shared library's boundary.</w:t>
       </w:r>
     </w:p>
     <w:p>
@@ -889,7 +889,7 @@
     </w:p>
     <w:p>
       <w:r>
-        <w:t>The entrance does three things and no fourth: collects the request's facts, passes them to the UniversalNavigator, and streams back what comes out. It holds no capability knowledge, no page knowledge and no parameter knowledge, so a capability that did not exist yesterday reaches it unchanged. The session it does not decide: it hands the token inward, and the UniversalNavigator behind it establishes, validates, times out and secures the session — the deciding moves off the transport door to the node that owns the state.</w:t>
+        <w:t>The entrance does three things and no fourth: collects the request's facts, passes them inward through the UniversalNavigatorProxy — the navigator's face, which the Gate holds in place of the navigator itself — to the UniversalNavigator, and streams back what comes out. It holds no capability knowledge, no page knowledge and no parameter knowledge, so a capability that did not exist yesterday reaches it unchanged. The session it does not decide: it hands the token inward, and the UniversalNavigator behind the proxy establishes, validates, times out and secures the session — the deciding moves off the transport door to the node that owns the state.</w:t>
       </w:r>
     </w:p>
     <w:p>
@@ -1084,7 +1084,7 @@
         <w:rPr>
           <w:b/>
         </w:rPr>
-        <w:t>The application's consequence: after the UniversalNavigator has validated it, the session travels as a first-class field on every request and every response, in both directions (EPIC-003-F-006). No component re-reads the session from storage to learn who it is talking to, and the calling thread is the sole authority for merging a returned User State back into the current one (EPIC-002-F-004-S-004-REQ-B-001).</w:t>
+        <w:t>The application's consequence: after the UniversalNavigator has validated it, the session travels as a first-class field on every request and every response, in both directions (EPIC-003-F-006). No component re-reads the session from storage to learn who it is talking to, and the calling thread is the sole authority for merging a returned User State back into the current one (EPIC-002-F-004-S-004-REQ-B-001). The store behind the session is MongoDB (Atlas): it holds a Session collection and a Registered Users collection as separate entities, because managing a registered user and managing a guest are genuinely different. A person who logs in through an identity provider's OAuth is matched to a Registered Users record, while the Session collection tracks that session's state in parallel.</w:t>
       </w:r>
     </w:p>
     <w:p>
@@ -1136,7 +1136,7 @@
           <w:color w:val="6B7280"/>
           <w:sz w:val="17"/>
         </w:rPr>
-        <w:t>What a session holds, who writes each part, and what travels on the wire.</w:t>
+        <w:t>What a session holds, who writes each part, and what travels on the wire — the Session and Registered Users collections in MongoDB maintained in parallel across an OAuth login.</w:t>
       </w:r>
     </w:p>
     <w:p>
@@ -1222,7 +1222,7 @@
         <w:t>Wire order on a partial turn is deterministic.</w:t>
       </w:r>
       <w:r>
-        <w:t xml:space="preserve"> The utterance manager streams its prompt and flushes before returning; the router then dispatches; each tool streams and flushes; the router emits its terminal event last. It does not chain to a close on a turn carrying a pending disambiguation, because the connection is logically still open across the person's next turn (</w:t>
+        <w:t xml:space="preserve"> The UtteranceManager streams its RequestUsersRefinement question and flushes before returning; the router then dispatches; each tool streams and flushes; the router emits its terminal event last. It does not chain to a close on a turn carrying a pending disambiguation, because the connection is logically still open across the person's next turn (</w:t>
       </w:r>
       <w:r>
         <w:rPr>
@@ -1301,7 +1301,7 @@
           <w:color w:val="6B7280"/>
           <w:sz w:val="17"/>
         </w:rPr>
-        <w:t>Inside the entrance — the door, the router, the utterance manager, and the tools.</w:t>
+        <w:t>Inside SharedServices: the Gate facade, the navigator reached through its proxy, and dispatch by subscription. The Gate is the one client entrance and knows only transport; it holds the UniversalNavigatorProxy — the navigator's stand-in — and hands it the token, head and parameters, and the proxy streams the answer back. The proxy manages the HTTP the Gate hands over and forwards inward to the UniversalNavigator, which triages and drives the route, keeps the render ledger (a dispatch owes a page; the timeout races the callback), merges returning documents serially through the library's function (a conflict is an exception, never last-writer-wins), and owns the session and security helpers that validate once and store state as rows in MongoDB — the Sessions-and-ledger and Registered Users collections in the front-end cluster. The UtteranceManager classifies (preamble plus fragments to the set of tools to dispatch to) and holds RequestUsersRefinement, the one conversational surface; the tools are ChatHealthyTool subclasses reached by subscription — including a NOT_UTTERANCE_ROUTABLE LockoutTool — and each completion callback closes its ledger entry.</w:t>
       </w:r>
     </w:p>
     <w:p>
@@ -1363,7 +1363,7 @@
           <w:color w:val="6B7280"/>
           <w:sz w:val="17"/>
         </w:rPr>
-        <w:t>A structured gesture — no free text, and the manufacture path when a slot is missing.</w:t>
+        <w:t>A structured gesture — no free text, and RequestUsersRefinement when a slot is missing.</w:t>
       </w:r>
     </w:p>
     <w:p>
@@ -1371,19 +1371,19 @@
         <w:pStyle w:val="Heading3"/>
       </w:pPr>
       <w:r>
-        <w:t>2.2.4 The proxy — one per satellite server **[R]**</w:t>
+        <w:t>2.2.4 The proxy — the navigator's face, in front of the Gate and on every satellite **[R]**</w:t>
       </w:r>
     </w:p>
     <w:p>
       <w:pPr/>
       <w:r>
-        <w:t>A satellite server does not talk to the main directly; a UniversalNavigatorProxy does it for the tools that live there. It is a separate component, one per satellite, and it relays tool-to-tool traffic in both directions: a tool asks it for tool X and hands it every answer, and whether X is co-resident (a local function call) or remote (across the wire to the main, returning as an internal_callback) the tool's code is identical either way. Placement is therefore a deployment fact, not a tool fact: tools are location-blind, so co-locate what is hot and satellite what is heavy, tuned from the ledger's dispatch-to-callback timings.</w:t>
+        <w:t>A component reaches the UniversalNavigator only through a UniversalNavigatorProxy — the navigator's face, the thing the Gate holds in place of the navigator itself. It manages the HTTP its container's gateway (app.py) hands over and routes internally as needed: in the SharedServices process it fronts the main, carrying the client's token, head and parameters inward and streaming the answer back out; on a satellite server it stands in for the main for the tools that live there. It relays tool-to-tool traffic in both directions as well: a tool asks it for tool X and hands it every answer, and whether X is co-resident (a local function call) or remote (across the wire to the main, returning as an internal_callback) the tool's code is identical either way. Placement is therefore a deployment fact, not a tool fact: tools are location-blind, so co-locate what is hot and satellite what is heavy, tuned from the ledger's dispatch-to-callback timings.</w:t>
       </w:r>
     </w:p>
     <w:p>
       <w:pPr/>
       <w:r>
-        <w:t>The proxy carries tool-to-tool traffic only — no sessions, no ledger, no merge, no external calls; those are the main's. It holds the metadata the main gave it and passes runtime changes to its local tools on a need-to-know basis, and it refuses work on stale metadata it cannot bring current — a stale proxy is an exception, not a best effort. Like the main, it is a client to what it calls and instruments its own failures: every failed relay, unreachable main, or dead local tool, logged with timings at a severity matching impact.</w:t>
+        <w:t>What the proxy does not do is the main's work: it keeps no render ledger, runs no merge, and makes no external calls — those live in the UniversalNavigator. It carries the client session inward as transport when it fronts the Gate, but the session is established, validated and secured by the main; the proxy decides nothing about it. It holds the metadata the main gave it and passes runtime changes to its local tools on a need-to-know basis, and it refuses work on stale metadata it cannot bring current — a stale proxy is an exception, not a best effort. Like the main, it is a client to what it calls and instruments its own failures: every failed relay, unreachable main, or dead local tool, logged with timings at a severity matching impact.</w:t>
       </w:r>
     </w:p>
     <w:p>
@@ -1579,7 +1579,7 @@
               <w:rPr>
                 <w:sz w:val="22"/>
               </w:rPr>
-              <w:t>the utterance classifier</w:t>
+              <w:t>the UtteranceManager (classification)</w:t>
             </w:r>
           </w:p>
         </w:tc>
@@ -1653,7 +1653,7 @@
               <w:rPr>
                 <w:sz w:val="22"/>
               </w:rPr>
-              <w:t>the utterance manager's prose</w:t>
+              <w:t>the UtteranceManager's RequestUsersRefinement()</w:t>
             </w:r>
           </w:p>
         </w:tc>
@@ -1671,7 +1671,7 @@
               <w:rPr>
                 <w:sz w:val="22"/>
               </w:rPr>
-              <w:t>every user-facing chat line</w:t>
+              <w:t>the user-facing question, when classification finds no dispatchable route or a Required slot is missing</w:t>
             </w:r>
           </w:p>
         </w:tc>
@@ -1689,7 +1689,7 @@
               <w:rPr>
                 <w:sz w:val="22"/>
               </w:rPr>
-              <w:t>an output schema; the manufacture path must also read prior dialogue</w:t>
+              <w:t>an output schema; reads the prior dialogue so the question fits the conversation</w:t>
             </w:r>
           </w:p>
         </w:tc>
@@ -1876,7 +1876,7 @@
               <w:rPr>
                 <w:sz w:val="22"/>
               </w:rPr>
-              <w:t>the refinement question</w:t>
+              <w:t>a dispatched tool's UserRefinementRequestText</w:t>
             </w:r>
           </w:p>
         </w:tc>
@@ -1894,7 +1894,7 @@
               <w:rPr>
                 <w:sz w:val="22"/>
               </w:rPr>
-              <w:t>how to ask for a Required parameter that is not in force</w:t>
+              <w:t>the question a dispatched tool composes when it must ask rather than answer, delivered by RequestUsersRefinement(question) (the output-field wiring is target, not yet built)</w:t>
             </w:r>
           </w:p>
         </w:tc>
@@ -1912,7 +1912,7 @@
               <w:rPr>
                 <w:sz w:val="22"/>
               </w:rPr>
-              <w:t>the names the declaration returned</w:t>
+              <w:t>the tool's own output contract</w:t>
             </w:r>
           </w:p>
         </w:tc>
@@ -1938,7 +1938,7 @@
         <w:rPr>
           <w:b/>
         </w:rPr>
-        <w:t>Two prose rules sit next to each other and are not in conflict.</w:t>
+        <w:t>Two rules about the words the product shows sit next to each other and are not in conflict.</w:t>
       </w:r>
       <w:r>
         <w:t xml:space="preserve"> They govern different surfaces, and the distinction is reference-grade:</w:t>
@@ -1952,7 +1952,7 @@
         <w:rPr>
           <w:b/>
         </w:rPr>
-        <w:t>Chat prose is written by the model.</w:t>
+        <w:t>Every user-facing question is authored by a model and reaches the person through one surface, the UtteranceManager's RequestUsersRefinement: its own LLM when no route dispatches or a Required slot is missing (RequestUsersRefinement()), or a dispatched tool's question relayed verbatim (RequestUsersRefinement(question)). A tool never speaks to the person directly.</w:t>
       </w:r>
       <w:r>
         <w:t xml:space="preserve"> No hardcoded clarification or chat string appears on the dispatch path (</w:t>
@@ -2068,7 +2068,7 @@
         <w:t>[R] Cost is an architectural property here, not an optimisation.</w:t>
       </w:r>
       <w:r>
-        <w:t xml:space="preserve"> One typed sentence costs several model round-trips across more than one process and more than one vendor: classify, mine, normalise, embed, filter, then either a refinement question or authored prose. One </w:t>
+        <w:t xml:space="preserve"> One typed sentence costs several model round-trips across more than one process and more than one vendor: classify, mine, normalise, embed, filter, then either a RequestUsersRefinement question or a streamed answer. One </w:t>
       </w:r>
       <w:r>
         <w:rPr>
@@ -3381,7 +3381,7 @@
     <w:p>
       <w:pPr/>
       <w:r>
-        <w:t>[R] The registry states each tool in a fuller shape than this six-field row, and the mapping is worth naming. A tool entry carries tool_name, tool_type, class_name, source_location, docstring, description, its utterance_manager_prompt fragment, its input and output field contracts, its subscriptions, and its may_call. The capability's kind, page, emits and gestures project onto these. Input and output are the parameter contract, and a field's required flag is exactly §2.5.2's Required / Optional / absent. Subscriptions are the routes a tool serves — the dispatch table itself, and not to be confused with a parameter's subscription in §2.5, which is a different join with an unfortunately shared name. may_call is the declared, non-circular who-may-call-whom map. Routes are their own entries — route_name, call_type, proof, timeout_facts — and the gateway itself enters the registry as a pseudo_tool, so it can appear in routes without being dispatchable business logic.</w:t>
+        <w:t>[R] The registry states each tool in a fuller shape than this six-field row, and the mapping is worth naming. A tool entry carries tool_name, tool_type, class_name, source_location, docstring, description, its utterance_manager_prompt fragment, its input and output field contracts, its subscriptions, and its may_call. The capability's kind, page, emits and gestures project onto these. Input and output are the parameter contract, and a field's required flag is exactly §2.5.2's Required / Optional / absent. Subscriptions are the routes a tool serves — the dispatch table itself, and not to be confused with a parameter's subscription in §2.5, which is a different join with an unfortunately shared name. may_call is the declared, non-circular who-may-call-whom map. Routes are their own entries — route_name, call_type, proof, timeout_facts — and the gateway itself enters the registry as a pseudo_tool, so it can appear in routes without being dispatchable business logic. Every tool's output contract also carries a UserRefinementRequestText field: populated when the tool is asking the person a question rather than answering, which the UtteranceManager delivers through RequestUsersRefinement(question); empty when the tool is answering. The design states this field here; the code wiring is a later phase and is target, not yet built.</w:t>
       </w:r>
     </w:p>
     <w:p>
@@ -3778,7 +3778,7 @@
           <w:color w:val="6B7280"/>
           <w:sz w:val="17"/>
         </w:rPr>
-        <w:t>Four lists and the joins between them. A tool appears in all of them, which is why the record is named for it.</w:t>
+        <w:t>ChatHealthyToolRegistrySchema — the one navigation map, generated from source at build (explained at §2.8). Seven entities and their joins: a REGISTRY owns its TOOLs, ROUTEs and PAGEs; a PAGE draws its members from the tools; a TOOL owns its FIELDs, may_call other tools along a DAG the generator refuses to let cycle, and subscribes to ROUTEs; each ROUTE carries exactly one PROOF and its TIMEOUT_FACTS. The record combines five artifacts that used to carry the map separately — the tool contracts, the _OP_HANDLERS dispatch table, the ToolRouter allowlist, the UtteranceManager prompt, and the page composition — into one document per build per environment, with exactly one live per env (the deploy retires the predecessor's live flag, the only field ever mutated). Presence is the allowlist; subscriptions are the dispatch table; may_call is the call map; and every tool declares UTTERANCE_MANAGER_PROMPT or NOT_UTTERANCE_ROUTABLE, silence refusing the build. The gap the diagram marks: the live build's registry instance predates the facility NUCC filter member, so a page's declared membership is only ever as complete as the build that generated it.</w:t>
       </w:r>
     </w:p>
     <w:p>
@@ -3830,7 +3830,7 @@
           <w:color w:val="6B7280"/>
           <w:sz w:val="17"/>
         </w:rPr>
-        <w:t>How a value in force is resolved for one tool on one page.</w:t>
+        <w:t>Asked to search, end to end: the Gate (transport facade) hands the session token, HTTP head and parameters through the UniversalNavigatorProxy to the UniversalNavigator, which verifies the session and takes the utterance; the UtteranceManager makes one model call — the classifier is gone, this is the classifier — and returns the dispatch set; the UniversalNavigator validates it against the may_call map, and SpecialtyFilter and the page-scoped Geo mine their parameters in parallel; a completeness test compares the passed document against the search tool's required inputs and branches — a missing input reaches the person through UtteranceManager.RequestUsersRefinement(question), otherwise ProviderSearch is dispatched — and either way the merge closes the ledger (the timeout facts race the callback) and the gate writes the one stream. The mechanism is walked in full at §2.2.</w:t>
       </w:r>
     </w:p>
     <w:p>
@@ -3857,7 +3857,7 @@
         <w:t>Required</w:t>
       </w:r>
       <w:r>
-        <w:t xml:space="preserve"> — the tool cannot run without it. It refuses, and asks the person for it.</w:t>
+        <w:t xml:space="preserve"> — the tool cannot run without it. It refuses, and the UtteranceManager asks the person for it through RequestUsersRefinement.</w:t>
       </w:r>
     </w:p>
     <w:p>
@@ -3910,7 +3910,7 @@
         <w:t>means</w:t>
       </w:r>
       <w:r>
-        <w:t xml:space="preserve">. They know that a tool Requires it, so if it is not in force the turn cannot run and the person must be asked. </w:t>
+        <w:t xml:space="preserve">. They know that a tool Requires it, so if it is not in force the turn cannot run and the UtteranceManager must ask the person through RequestUsersRefinement. </w:t>
       </w:r>
       <w:r>
         <w:rPr>
@@ -5385,7 +5385,7 @@
           <w:color w:val="6B7280"/>
           <w:sz w:val="17"/>
         </w:rPr>
-        <w:t>What the library holds: the tool contract, the exception type, logging, database acquisition, the model facade.</w:t>
+        <w:t>What ChatHealthyLib holds — the members drawn in the chathealthy_lib package, and what a concrete tool must supply in return: the ChatHealthyTool contract (its class attributes and one run method, plus the tool Response that carries UserRefinementRequestText), ChatHealthyException, ChatHealthyLoggingService, ChatHealthyMongoUtilities (the certificate is the credential — no connection string, no fallback), merge_returning_document() (the sole, serial, deterministic merge site), AgentDeps, and extract_location() (Geo). There is no model facade in the library — run_llm is discussed at §3.2, not drawn here. extract_location() carries the diagram's one flagged OPEN ARCHITECTURAL QUESTION: whether a single-purpose model call belongs in the shared library at all, since it fails the boundary's silent-about-the-business test and is the template for four other such modules. The document settles that question against the diagram's 'grant the boundary a stated exception' option — geography is a tool, page-scoped (§2.9), and §4 R-15 lists the library's model-call modules as a boundary violation to remove. Four boxes outside the library are drawn just as prominently, each with its own note — the UniversalNavigator and the UtteranceManager (SharedServices), the UniversalNavigatorProxy (satellite server), and the ToolRegistry Mongo document (presence IS the allowlist, subscriptions ARE the dispatch table) — together with the ChatHealthyTool contract mechanics the central note stresses: __init_subclass__ refusing a half-declared tool at import, the exactly-one-of UTTERANCE_MANAGER_PROMPT / NOT_UTTERANCE_ROUTABLE rule, and run_and_log recording the invocation whether run returned or raised. These are explained at §2.2.3 (the navigator), §2.2.4 (the proxy) and §2.8.3 (the registry and the refuse-the-build rule) rather than here.</w:t>
       </w:r>
     </w:p>
     <w:p>
@@ -5740,7 +5740,7 @@
     <w:p>
       <w:pPr/>
       <w:r>
-        <w:t>[R] One registry, generated from source at build, is what every boundary reads. It cannot name a route the build does not carry, and it combines the four artifacts that carried the map's job in pieces: the tool contracts, the _OP_HANDLERS dispatch table, the ToolRouter allowlist, and the utterance manager's routing prompt. Presence in the registry is the allowlist; subscriptions are the dispatch table; may_call is the non-circular call map; the utterance_manager_prompt fragments assemble the routing table. No copy is maintained beside another to drift from it — the four are one record with four faces.</w:t>
+        <w:t>[R] One registry, generated from source at build, is what every boundary reads. It cannot name a route the build does not carry, and it combines the five artifacts that carried the map's job in pieces: the tool contracts, the _OP_HANDLERS dispatch table, the ToolRouter allowlist, the utterance manager's routing prompt, and the page composition. Presence in the registry is the allowlist; subscriptions are the dispatch table; may_call is the non-circular call map; the utterance_manager_prompt fragments assemble the routing table. No copy is maintained beside another to drift from it — the five are one record with five faces. Its schema is drawn as the registry-schema diagram at §2.5.1.</w:t>
       </w:r>
     </w:p>
     <w:p>
@@ -5880,7 +5880,7 @@
           <w:color w:val="6B7280"/>
           <w:sz w:val="17"/>
         </w:rPr>
-        <w:t>The target — the router names tools and nothing else; each capability's routes sit with the code that answers them.</w:t>
+        <w:t>FindCare in the target state — tools declare their routes in source, the registry is the map, and the UniversalNavigator reads it and names tools and nothing else. The React shell's widgets import from the feature directory that owns them, nothing under Code/. The FindCare/ package draws one directory per feature — ProviderManagement, SpecialtyFilter, ClinicalTrials, ProviderDetail, and a new Facility feature directory (whose tools today sit under sharedServices/Code, not here) — each carrying its tool's subscriptions and may_call in the source the build reads. Two boxes are drawn deliberately apart: a homeless-routes box (/page/what-is-needed, /page/detail-open, /page/detail-close, /welcome, /health) that no tool obviously subscribes to — drawn without a home on purpose, because picking one is a decision the requirements have not made; and a retired Code/ tree — nothing on disk, no source_location in the registry, no path in the build tooling, retired once vite.config.ts, _build_chain.py, _deploy_chain.py, hf_helpers.py, preflight_undefined_names.py and tsconfig.json all point elsewhere. The navigator's hand-rolled httpx branch that mined geography (BUG-003) is retired in the target; the geo tool it now dispatches is the tool that branch stood in for. The geo tool is a page-scoped member on individualProvider and facility only, and which FindCare/ feature directory owns it in the target is deliberately left unplaced — no arrow is drawn from geo to any package, the same undecided-by-requirements choice the homeless-routes box carries.</w:t>
       </w:r>
     </w:p>
     <w:p>
@@ -8145,7 +8145,7 @@
     <w:p>
       <w:pPr/>
       <w:r>
-        <w:t>[R] Geography is a tool, and its value is page-scoped like any parameter's. individualProvider and facility each hold their own geography parameter — two, not one — so the geo tool is told which page it services and writes that page's geography and no other. On a page that needs both a location and a vocabulary, geo fires in parallel with the specialty_filter; the page's search runs once both have resolved. Geo has no display yet — that waits on maps — and it calls no other tool.</w:t>
+        <w:t>[R] Geography is a tool, and its value is page-scoped like any parameter's. individualProvider and facility each hold their own geography parameter — two, not one — so the geo tool is told which page it services and writes that page's geography and no other. On a page that needs both a location and a vocabulary, geo fires in parallel with the specialty_filter; the page's search runs once both have resolved. Geo has no display yet — that waits on maps — and it calls no other tool. Which FindCare/ feature directory owns the geo tool in the target is itself left unplaced pending a requirement.</w:t>
       </w:r>
     </w:p>
     <w:p>
@@ -8197,7 +8197,7 @@
           <w:color w:val="6B7280"/>
           <w:sz w:val="17"/>
         </w:rPr>
-        <w:t>A provider search — classify, mine, resolve vocabulary, query deterministically, stream.</w:t>
+        <w:t>A facility search, end to end — the Gate hands off, the UniversalNavigator drives the map, the UtteranceManager classifies to facility_search, and the miner extracts the raw slots, after which the Non-Individual SpecialtyFilter and the page-scoped Geo resolve their parameters in parallel before the deterministic query and the one returned stream. The provider query runs with entity_type = "2" — organizations, i.e. facilities — and Geo replaces the old derive-the-state-from-the-ZIP step.</w:t>
       </w:r>
     </w:p>
     <w:p>
@@ -8419,7 +8419,7 @@
     <w:p>
       <w:pPr/>
       <w:r>
-        <w:t>Every incoming request is triaged to its type, and every page the application builds has its own construction-and-reconciliation flow. One diagram per flow, embedded here as each is drawn — request-type flows first, page-type flows after, then the detail views that open within a page, in the order the registry maps them. The six request-type flows are the five call types with the client-sessioned one split by input; the three page-type flows are the pages of §2.2.5 — individualProvider, facility, clinicalTrial — each carrying the page error management (timeout to a layman explanation; conflict to a raise; missing required to a raise; all instrumented). A detail is not a page: it is a member that opens within its page, and its flow follows the page it belongs to.</w:t>
+        <w:t>Every incoming request is triaged to its type, and every page the application builds has its own construction-and-reconciliation flow. One diagram per flow, embedded here as each is drawn — request-type flows first, page-type flows after, then the detail views that open within a page, in the order the registry maps them. The six request-type flows are the five call types with the client-sessioned one split by input; the three page-type flows are the pages of §2.2.5 — individualProvider, facility, clinicalTrial — each carrying the page error management (timeout to a layman explanation; conflict to a raise; missing required to a raise; all instrumented). A detail is not a page: it is a member that opens within its page, and its flow follows the page it belongs to. Two of the three detail flows — provider detail and facility detail — are built tools that reconcile their page on open; the third, the clinical-trial detail, is drawn as-is: it is unbuilt (EPIC-006-F-004-S-001), mapped by no route, and opens today as a client-side paint from the already-cached search result rather than as a registry-mapped member flow like the others.</w:t>
       </w:r>
     </w:p>
     <w:p>
@@ -8891,7 +8891,7 @@
           <w:i/>
           <w:sz w:val="17"/>
         </w:rPr>
-        <w:t>The facility page: the same construction-and-reconciliation path over the facility page's members.</w:t>
+        <w:t>The facility page (client-sessioned utterance): the same construction-and-reconciliation path as the individual-provider page, over the facility page's members — with the facility-specific content this flow foregrounds. The UniversalNavigator scopes mining to the page's members and dispatches two in parallel: Geo (free-text geography, misspellings) and a facility NUCC specialty_filter that partitions Non-Individual taxonomies into Ambulatory / Psychiatric / Inpatient macro-toggles, mirroring Prescribers / Homeopathic on the individual page. It then reconciles on the one required member, facility_search (organizations, NPI Type 2), within the completeness budget, and the gate writes the one stream. Registry-drift footnote: the built registry instance (build 2292) does not yet list the facility NUCC filter member — which is why the capability grid at §2.4 shows facility vocabulary folded 'inside the search route' — and this flow depicts the current iteration that adds the discrete member.</w:t>
       </w:r>
     </w:p>
     <w:p>
@@ -9068,7 +9068,7 @@
           <w:i/>
           <w:sz w:val="17"/>
         </w:rPr>
-        <w:t>The facility detail — a member of the facility page, not a page of its own: the detail path over the facility detail's members.</w:t>
+        <w:t>The facility detail — a member of the facility page, not a page of its own, and itself the page's single required member: reached by a click that already names the openNpi, so no UtteranceManager classification runs on this path, and brought to live-registry freshness on open (facility_detail queries the authoritative registry by NPI), reconciled against required_members = { facility_detail } within the completeness budget, and still shown when the registry does not answer. The user-facing prose comes through the UtteranceManager's one conversational surface in both its forms: RequestUsersRefinement(question) delivers 'facility not found' when the NPI the registry reports is not an organization, and RequestUsersRefinement() authors the panel's user-facing summary on the happy path — no tool speaks to the user directly. Page error management is drawn as three answers: on_timeout responds with a layman explanation, a parameter or state conflict during reconcile raises to on_conflict, and a required member that dies or never returns raises a ChatHealthyException — all instrumented with timings at a severity matching impact. (Current-state gap: there is no facility_detail_tool.py yet; the facility detail is served today by the ProviderDetail tool with entity_type "2".)</w:t>
       </w:r>
     </w:p>
     <w:p>
@@ -9127,7 +9127,7 @@
           <w:i/>
           <w:sz w:val="17"/>
         </w:rPr>
-        <w:t>The clinical-trial detail — a member of the clinical-trial page, not a page of its own: the detail path over the trial detail's members.</w:t>
+        <w:t>The clinical-trial detail — a view of the clinicalTrial page, not a page of its own — drawn as-is, and its subject is THE GAP. Unlike its two siblings, which are built tools that reconcile a page on open (provider_detail runs a live NPPES query by NPI; facility_detail a live registry query by NPI), the trial detail has NEITHER a tool NOR a route, so it cannot be brought to live freshness. The diagram draws two phases: (a) the earlier search — Gate -&gt; UniversalNavigator -&gt; UniversalNavigatorProxy -&gt; ClinicalTrials tool -&gt; ClinicalTrials.gov and back — caches the FULL trial record for every hit; (b) opening one trial is then a client-side paint, the React widget reading that cached record by NCT id and re-showing it, with no Gate call, no UniversalNavigator, no render ledger, no tool and no route. Caching full records in (a) is precisely why the open in (b) needs no server round-trip. EPIC-006-F-004-S-001 is unbuilt; mig_after proposes a new member trial_detail (tool + route) that would open on the same page-construction terms as its siblings — Gate -&gt; UN -&gt; render ledger -&gt; UniversalNavigatorProxy -&gt; trial_detail -&gt; ClinicalTrials.gov, reconciled against required_members = { trial_detail } with on_timeout / on_conflict / on_missing_required instrumented by impact.</w:t>
       </w:r>
     </w:p>
     <w:p>
@@ -10629,7 +10629,7 @@
               <w:rPr>
                 <w:sz w:val="22"/>
               </w:rPr>
-              <w:t>not in force; the tool refuses and asks</w:t>
+              <w:t>not in force; the tool refuses and RequestUsersRefinement asks</w:t>
             </w:r>
           </w:p>
         </w:tc>
@@ -10685,7 +10685,7 @@
               <w:rPr>
                 <w:sz w:val="22"/>
               </w:rPr>
-              <w:t>none; the panel is empty and the person is asked</w:t>
+              <w:t>none; the panel is empty and RequestUsersRefinement asks</w:t>
             </w:r>
           </w:p>
         </w:tc>
@@ -10705,7 +10705,7 @@
               <w:rPr>
                 <w:sz w:val="22"/>
               </w:rPr>
-              <w:t>authored prose</w:t>
+              <w:t>a refinement question (RequestUsersRefinement)</w:t>
             </w:r>
           </w:p>
         </w:tc>
@@ -14442,6 +14442,369 @@
       </w:tr>
     </w:tbl>
     <w:p/>
+    <w:p>
+      <w:pPr>
+        <w:pStyle w:val="Heading2"/>
+      </w:pPr>
+      <w:r>
+        <w:t>Appendix — Findings, Issues and Open Issues</w:t>
+      </w:r>
+    </w:p>
+    <w:p>
+      <w:r>
+        <w:t>One consolidation of every finding, issue and open issue this document states — the non-compliance register (§4), the conformance verdicts (§3), the crosswalk audit (§2.8.5), and the findings scattered through the prose — together with the gaps surfaced by a fresh audit of the running code on 2026-09-18. Nothing here is new architecture; it is a single index so none is lost. Each entry states the thing and whether it is a FINDING (a verified fact of non-compliance or a confirmed state), an ISSUE (a defect with a known fix), or an OPEN ISSUE (an undecided question that is the operator's, not the plan's). Register entries keep the claim, what is actually on disk, the evidence class, and the pointer that closes them, verbatim from §4.</w:t>
+      </w:r>
+    </w:p>
+    <w:p>
+      <w:r>
+        <w:t>Part 1 — The non-compliance register (§4), each row as a numbered entry.</w:t>
+      </w:r>
+    </w:p>
+    <w:p>
+      <w:r>
+        <w:t>A-01 · FINDING (register R-01). Claim: The capability set is closed and stated once. What is actually there: Three enumerations — 7, 6 and 5 names — that disagree. The published schema is missing two live capabilities while asserting completeness. Nothing compares them. Evidence: behaviour. Closes it: §2.8.3</w:t>
+      </w:r>
+    </w:p>
+    <w:p>
+      <w:r>
+        <w:t>A-02 · FINDING (register R-02). Claim: The capability set lives in the record. What is actually there: It is a static type in source. The record carries no capability list. Evidence: behaviour + data. Closes it: §2.8.3</w:t>
+      </w:r>
+    </w:p>
+    <w:p>
+      <w:r>
+        <w:t>A-03 · FINDING (register R-03). Claim: The router dispatches by name and holds no capability knowledge. What is actually there: A conditional chain with one arm per capability; three arms do the work inline, one builds its own HTTP client and hand-assembles its stream event; four capability-naming tables live in the router. Evidence: behaviour. Closes it: §2.8.3</w:t>
+      </w:r>
+    </w:p>
+    <w:p>
+      <w:r>
+        <w:t>A-04 · FINDING (register R-04). Claim: An undispatchable action is refused. What is actually there: The chain's final branch logs and continues. Evidence: behaviour. Closes it: one raise</w:t>
+      </w:r>
+    </w:p>
+    <w:p>
+      <w:r>
+        <w:t>A-05 · FINDING (register R-05). Claim: Three writers, one outcome. What is actually there: Two code paths write the same session document path — one validates the page against the closed set and builds the entry through the model, the other hand-builds the dict and validates nothing. Evidence: behaviour. Closes it: make them one</w:t>
+      </w:r>
+    </w:p>
+    <w:p>
+      <w:r>
+        <w:t>A-06 · FINDING (register R-06). Claim: A kind is claimed by exactly one widget. What is actually there: No claim protocol. The main window is an assignment; last writer wins. Widgets stand down voluntarily on a signal not emitted for the commonest turn. Evidence: behaviour. Closes it: §2.6.5</w:t>
+      </w:r>
+    </w:p>
+    <w:p>
+      <w:r>
+        <w:t>A-07 · FINDING (register R-07). Claim: The browser is told what a page is. What is actually there: No such op. Frame knowledge is hard-coded in three unreconciled places. Evidence: behaviour. Closes it: §2.6.5</w:t>
+      </w:r>
+    </w:p>
+    <w:p>
+      <w:r>
+        <w:t>A-08 · FINDING (register R-08). Claim: Authored front-end carries no business logic. What is actually there: Client-side pagination of a whole result set with no server record of position; a widget discarding the server's summary and composing its own count; a handoff panel painted from a browser cache; retry cadence owned by a widget. Evidence: behaviour. Closes it: §2.6.6</w:t>
+      </w:r>
+    </w:p>
+    <w:p>
+      <w:r>
+        <w:t>A-09 · FINDING (register R-09). Claim: One session validation. What is actually there: The entrance validates once. A third place also derives session liveness. Evidence: behaviour. Closes it: security's §5.3 ruling</w:t>
+      </w:r>
+    </w:p>
+    <w:p>
+      <w:r>
+        <w:t>A-10 · FINDING (register R-10). Claim: Every component refuses traffic that did not come through the entrance. What is actually there: One component verifies on most routes. Another verifies on none that serve work, and one route computes a verification result and never tests it. Evidence: behaviour. Closes it: → 02_security.md</w:t>
+      </w:r>
+    </w:p>
+    <w:p>
+      <w:r>
+        <w:t>A-11 · FINDING (register R-11). Claim: A model runs in five kinds of place, all behind the facade. What is actually there: Eight call sites construct their own agent; three name the model as a source literal. A sixth model-backed service is constructed on the request path and called by nothing. Evidence: behaviour. Closes it: §3.2</w:t>
+      </w:r>
+    </w:p>
+    <w:p>
+      <w:r>
+        <w:t>A-12 · FINDING (register R-12). Claim: Prompts are data. What is actually there: The classifier's prompt is a multi-line literal in a runtime module; the record for it declares a different vendor's model than the one that runs, and its own source_file field records that the code is the source and the record a copy. A second record names a source directory that does not exist. Evidence: behaviour + data. Closes it: §2.8.2</w:t>
+      </w:r>
+    </w:p>
+    <w:p>
+      <w:r>
+        <w:t>A-13 · OPEN ISSUE (register R-13). Claim: Carry-over is decided per parameter, per source, per destination. What is actually there: The mechanism runs on every dispatch with an empty input; the declaration states no triples and a router table meant to hold destinations is empty and read by nothing. Evidence: behaviour + data. Closes it: operator — §5</w:t>
+      </w:r>
+    </w:p>
+    <w:p>
+      <w:r>
+        <w:t>A-14 · FINDING (register R-14). Claim: Requirements are per tool, so a missing one can always be named. What is actually there: Two declared tools carry no subscription at all, so neither can ever be found to be missing anything. One capability kind is resolved inside another tool's route and cannot be required of. Evidence: data. Closes it: a subscription each</w:t>
+      </w:r>
+    </w:p>
+    <w:p>
+      <w:r>
+        <w:t>A-15 · FINDING (register R-15). Claim: The library holds no domain knowledge and mounts no routes. What is actually there: It holds an utterance-mining model call — live, wrapped as a tool and imported — an embedding projection, four pipeline modules, and the capability catalogue; and it mounts two HTTP routes into every host that imports it. Evidence: behaviour. Closes it: §2.7</w:t>
+      </w:r>
+    </w:p>
+    <w:p>
+      <w:r>
+        <w:t>A-16 · FINDING (register R-16). Claim: The declaration says where a tool is served and callers read it there. What is actually there: A reader exists; callers construct their routes themselves. Two facts that can differ, and nothing compares them. Evidence: behaviour. Closes it: check 2</w:t>
+      </w:r>
+    </w:p>
+    <w:p>
+      <w:r>
+        <w:t>A-17 · FINDING (register R-17). Claim: The four capability kinds are filled for every subject. What is actually there: Nine of twelve. One vocabulary chooser is resolved inside a search route rather than being a tool; one subject has neither a vocabulary step nor a detail tool and paints its detail from a cached search result. Evidence: data + behaviour. Closes it: four tools</w:t>
+      </w:r>
+    </w:p>
+    <w:p>
+      <w:r>
+        <w:t>A-18 · ISSUE (register R-18a). Claim: Unoriginated traffic arrives at a URI the gate owns and is dispatched (§2.2.1). What is actually there: The identity-provider callback is served on its own route outside the gate. It is non-compliant, not an exception: it already carries an HMAC-signed session reference in state, the fact-collector already accepts any request, and the handler is already its own module. Evidence: behaviour. Closes it: Scheduled. One dispatch entry; register the handler as a tool. Sequenced with 06_migration.md Phase 1 (the contract) and Phase 4 (the router dispatches by name).</w:t>
+      </w:r>
+    </w:p>
+    <w:p>
+      <w:r>
+        <w:t>A-19 · ISSUE (register R-18b). Claim: Nothing is exempt (§2.2.1). What is actually there: A secrets-name route and a debug route sit outside the gate. Neither is originated traffic, neither is a callback, and neither is a liveness probe — so no class in §2.2.1 admits them. Evidence: behaviour. Closes it: Not a routing job — deletion. A route that answers questions about the process it runs in has no place in either inbound class.</w:t>
+      </w:r>
+    </w:p>
+    <w:p>
+      <w:r>
+        <w:t>A-20 · OPEN ISSUE (register R-18c). Claim: Nothing is exempt (§2.2.1). What is actually there: Session issuance sits outside the gate. This one is a genuine either/or and it is not mine: an unauthenticated op on the gate weakens "no op is exempt", and a separate endpoint weakens "one entrance". Both readings comply with something and neither with everything. Evidence: behaviour + requirement. Closes it: Not scheduled, because which target is right is undecided.</w:t>
+      </w:r>
+    </w:p>
+    <w:p>
+      <w:r>
+        <w:t>A-21 · FINDING (register R-19). Claim: A tool never authors display. What is actually there: True on the server. Evidence: behaviour. Closes it: —</w:t>
+      </w:r>
+    </w:p>
+    <w:p>
+      <w:r>
+        <w:t>A-22 · FINDING (register R-20). Claim: A page's requirements are its tools', never its own. What is actually there: True in the record and in the readers. Evidence: data. Closes it: —</w:t>
+      </w:r>
+    </w:p>
+    <w:p>
+      <w:r>
+        <w:t>A-23 · FINDING (register R-21). Claim: Sensitive text is de-identified before storage. What is actually there: The de-identification layer does not exist — no service, no module, no symbol. The verbatim utterance reaches a model vendor through the classifier on every typed turn, and the lockout path stores the trigger message and the conversation history beside the network address. Evidence: behaviour. Closes it: → 02_security.md</w:t>
+      </w:r>
+    </w:p>
+    <w:p>
+      <w:r>
+        <w:t>A-24 · FINDING (register R-22). Claim: A running target reports the build it carries, as evidence. What is actually there: It reports a value read from a file baked into its own image. A target repeating what it was handed is weaker evidence than the requirement intends. Evidence: behaviour. Closes it: → 03_devops.md</w:t>
+      </w:r>
+    </w:p>
+    <w:p>
+      <w:r>
+        <w:t>A-25 · FINDING (register R-23). Claim: The library's tool contract carries no policy. What is actually there: The base class's cross-service call disables peer certificate verification on the same call that forwards the session token, so every tool inheriting the contract ships without transport authentication. Evidence: behaviour. Closes it: §2.7</w:t>
+      </w:r>
+    </w:p>
+    <w:p>
+      <w:r>
+        <w:t>A-26 · ISSUE (register R-24). Claim: The browser addresses one component (§2.2.1, originated class). What is actually there: A widget fetches a capability component directly — the browser addressing a second component, and the route it calls is that component's one non-health route with no signature guard, so both halves of the boundary fail at one line. Originated traffic, so the rule is unambiguous: it MUST POST to the gate. Evidence: behaviour. Closes it: Scheduled and named: serve the content through a gate op and delete the capability-component route. Deleting it is the half that matters — routing the caller while leaving the route open closes the call site and not the door. 06_migration.md Phase 5 (the front end) is where the widget moves.</w:t>
+      </w:r>
+    </w:p>
+    <w:p>
+      <w:r>
+        <w:t>A-27 · FINDING (register R-30). Claim: Declared equals dispatched can be evaluated. What is actually there: It cannot. The record names seven tools in one convention; the modules declare nineteen in another; nothing declares the mapping, and the string intersection of the two sets is zero. Crosswalk check 2 can neither go green nor go usefully red, and the record's own where-is-this-tool-served reader is dead for the same reason — a caller looking up its own name would never find itself. Evidence: behaviour. Closes it: §2.8.5a. The record's tool row carries the module's name, or the module takes its name from the record. Prerequisite to `06_migration.md` Phase 0 gate 2 and Phase 4's proof.</w:t>
+      </w:r>
+    </w:p>
+    <w:p>
+      <w:r>
+        <w:t>A-28 · OPEN ISSUE (register R-31). Claim: The published schema is readable, so the closed set is checkable from outside. What is actually there: The published schema address returns HTTP 403 (coordinator's gate run; not verified by me). If it holds, the falsifier's first read (§2.8.6) is unexecutable and the drift between the served schema and the record is undetectable from outside the network. Evidence: behaviour, attributed. Closes it: Make the address serve; then generate the schema from the record (§2.8.2) so there is nothing to drift.</w:t>
+      </w:r>
+    </w:p>
+    <w:p>
+      <w:r>
+        <w:t>A-29 · ISSUE (register R-25). Claim: The application does not write served data. What is actually there: An application test writes the served collection directly — an approved requirement's fixture manufactured by mutating the collection the requirement is about. Evidence: behaviour. Closes it: delete it</w:t>
+      </w:r>
+    </w:p>
+    <w:p>
+      <w:r>
+        <w:t>A-30 · FINDING (register R-26). Claim: The library's database utility holds no key material. What is actually there: It writes the certificate and private key as a PEM into the system temp directory, with the permission-tightening failure swallowed. (That it is never removed I did not verify; that half is `04_pipeline.md`'s NC-21.) Evidence: behaviour, partial. Closes it: §2.7</w:t>
+      </w:r>
+    </w:p>
+    <w:p>
+      <w:r>
+        <w:t>A-31 · FINDING (register R-27). Claim: The transport carries the authority tags, and a result says when it matched on a derived value. What is actually there: Neither is carried. No widget could distinguish a reported code from a repaired one even if required to, and a result that matched through a repair looks identical to one that matched directly. Evidence: behaviour. Closes it: §2.6.6</w:t>
+      </w:r>
+    </w:p>
+    <w:p>
+      <w:r>
+        <w:t>A-32 · ISSUE (register R-28). Claim: The courier has one verb. What is actually there: It accepts a message type that runs new Function(...) on an arbitrary string in the top window, inside a swallowing try/catch; the receiver checks no origin and outbound posts target any origin. Evidence: behaviour. Closes it: §2.6.4</w:t>
+      </w:r>
+    </w:p>
+    <w:p>
+      <w:r>
+        <w:t>A-33 · FINDING (register R-29). Claim: The nine crosswalks make the rollout mechanical. What is actually there: Two do. Five name a spelling and share the failure mode of §2.8.5; one is not implementable as written; one is sound only if built one particular way. No check in this system has been proven by a seeded violation. Evidence: behaviour (self-audit). Closes it: §2.8.5, §2.8.6</w:t>
+      </w:r>
+    </w:p>
+    <w:p>
+      <w:r>
+        <w:t>Part 2 — Findings stated in the prose, not as a register row.</w:t>
+      </w:r>
+    </w:p>
+    <w:p>
+      <w:r>
+        <w:t>A-34 · OPEN ISSUE. The pages closed set is compiled into source with an in-code comment citing EPIC-006-F-008-S-001-REQ-B-002 as its authority for the LOCATION. The requirement constrains membership, not location, and says nothing about where the set lives (§2.5.6, §2.8.1). An invented control carrying a real requirement id reads as sourced and survives review. The target moves the set into the record; whether it does so, and when, is an operator decision.</w:t>
+      </w:r>
+    </w:p>
+    <w:p>
+      <w:r>
+        <w:t>A-35 · FINDING. The capability set is stated in three independent places that all disagree: a library static type with 7 names (one of which — with no model, no dispatch branch and no classifier entry — can be neither constructed nor routed); the classifier's own type with 6; and the published JSON schema served to browsers with 5, missing two capabilities the product actually serves while its own text advertises 'this deploy's closed set.' Every one of those files passes every gate because nothing compares them (§2.8.1).</w:t>
+      </w:r>
+    </w:p>
+    <w:p>
+      <w:r>
+        <w:t>A-36 · OPEN ISSUE. 'One writer' to the config record is the design and is NOT a control: the agent identity holds unconditioned Owner on the substrate, so the config collection can be written directly, bypassing the deploy (§2.8.4, step 6). Only the external falsifier of §2.8.6 would make it a control. Whether to remove the Owner grant or accept the design-only guarantee is the operator's (cross-ref BUG-010).</w:t>
+      </w:r>
+    </w:p>
+    <w:p>
+      <w:r>
+        <w:t>A-37 · FINDING. The join between the record's tool list and the tool modules on disk has NO KEY. The record's tools[] names nine tools in one convention (ProviderSearch, ProviderDetail, FacilitySearch, FacilityDetail, SpecialtyFilter, ClinicalTrials, ProviderSelection, FacilitySelection, ClinicalTrialSelection); every module declares its own name in another (provider_search, provider_detail, …) — nineteen distinct names on disk. Nothing declares the mapping; the string intersection is zero. This is the mechanism behind register R-30 and is stated at §2.8.5a.</w:t>
+      </w:r>
+    </w:p>
+    <w:p>
+      <w:r>
+        <w:t>A-38 · OPEN ISSUE. The external falsifier of §2.8.6 (read the running system — served schema, assembled classifier prompt, resolved router tools, config collection — and compare four reads to the record) is NOT BUILT. Naming it precisely is what makes it a gap with a shape rather than a principle with no instance. Building it, and by whom (the record's author cannot be its own checker, parent §11.14.2), is open.</w:t>
+      </w:r>
+    </w:p>
+    <w:p>
+      <w:r>
+        <w:t>A-39 · FINDING. The vendor finding, established by reading the files: eight Agent(...) constructions across five files build the model client at the call site (nine sites across six files counting the facade's legitimate one). Three name the model as a source literal; five read the model name from the prompt record and hardcode the vendor prefix in source. Three vendors are live. The model is data; the vendor is code — so the half that is declared is the half that tunes, and the half that chooses the company is the half in source (§3.2, register R-11; cross-ref BUG-003).</w:t>
+      </w:r>
+    </w:p>
+    <w:p>
+      <w:r>
+        <w:t>Part 3 — Conformance against the thirteen reference principles (§3). Tally: 3 pass, 3 partial, 7 fail.</w:t>
+      </w:r>
+    </w:p>
+    <w:p>
+      <w:r>
+        <w:t>A-40 · FINDING. FAIL 11.1 (closed world): the set of action names the deployed classifier can emit, the set the deployed schema advertises, and the set the router dispatches do not agree.</w:t>
+      </w:r>
+    </w:p>
+    <w:p>
+      <w:r>
+        <w:t>A-41 · FINDING. FAIL 11.3 (evaluation): a prompt change with no re-scored result is not refused; there is no gate binding a prompt edit to a re-scored evaluation.</w:t>
+      </w:r>
+    </w:p>
+    <w:p>
+      <w:r>
+        <w:t>A-42 · FINDING. FAIL 11.5 (prompts are data): a running process sends a prompt that does not resolve to a record id — the classifier prompt is a multi-line literal in a runtime module.</w:t>
+      </w:r>
+    </w:p>
+    <w:p>
+      <w:r>
+        <w:t>A-43 · FINDING. FAIL 11.10 (cost): no query returns cost and duration per turn by call site.</w:t>
+      </w:r>
+    </w:p>
+    <w:p>
+      <w:r>
+        <w:t>A-44 · FINDING. FAIL 11.11 (what a model may never see): fields sent to a vendor are not drawn from a declared-permitted set for that vendor; the verbatim utterance reaches a vendor on every typed turn.</w:t>
+      </w:r>
+    </w:p>
+    <w:p>
+      <w:r>
+        <w:t>A-45 · FINDING. FAIL 11.13 (model layer holds no credential, address or policy): call sites select vendor and model — eight construct their own agent, and R-11/R-13/R-15/R-23 are its instances.</w:t>
+      </w:r>
+    </w:p>
+    <w:p>
+      <w:r>
+        <w:t>A-46 · FINDING. FAIL (7th of seven) — the conformance table (§3) records seven fails: 11.1, 11.3, 11.5, 11.10, 11.11, 11.13 above, and one further principle-row carried in that table. Documented here so the count of seven is not lost; the principle text lives in the §3 table.</w:t>
+      </w:r>
+    </w:p>
+    <w:p>
+      <w:r>
+        <w:t>A-47 · OPEN ISSUE. PARTIAL 11.4 (drift): a model call's vendor/version is only partly resolvable from the record at the moment of the call — the record for the classifier names a different vendor's model than the one that runs.</w:t>
+      </w:r>
+    </w:p>
+    <w:p>
+      <w:r>
+        <w:t>A-48 · OPEN ISSUE. PARTIAL 11.7 (irreversible decisions): every member of the closed action set is not yet provably classified reversible-or-not with a declared floor; one row of five is safety-bearing (the lockout) and is the only one with a real floor — true by accident, not by decision.</w:t>
+      </w:r>
+    </w:p>
+    <w:p>
+      <w:r>
+        <w:t>A-49 · OPEN ISSUE. PARTIAL 11.9 / 11.12 (audit / non-determinism): for a sampled request the store does not fully yield model, version, prompt, version, raw output; identical inputs against one catalogue version are not yet demonstrated to produce identical outputs.</w:t>
+      </w:r>
+    </w:p>
+    <w:p>
+      <w:r>
+        <w:t>Part 4 — The crosswalk audit (§2.8.5). Nine checks proposed; audited against 'a check that names a mechanism inherits that mechanism's lifetime; a check that names an effect outlives it.'</w:t>
+      </w:r>
+    </w:p>
+    <w:p>
+      <w:r>
+        <w:t>A-50 · FINDING. Check 1 (no capability name as a literal outside the record) — does NOT survive; names a spelling.</w:t>
+      </w:r>
+    </w:p>
+    <w:p>
+      <w:r>
+        <w:t>A-51 · FINDING. Check 2 (declared tool ↔ served endpoint, both ways) — CANNOT be evaluated at all; the join has no key (§2.8.5a, R-30).</w:t>
+      </w:r>
+    </w:p>
+    <w:p>
+      <w:r>
+        <w:t>A-52 · FINDING. Check 3 (declared kind ↔ producer ↔ claimant) — does NOT survive; a spelling on both sides.</w:t>
+      </w:r>
+    </w:p>
+    <w:p>
+      <w:r>
+        <w:t>A-53 · FINDING. Check 4 (one claimant per kind per page) — does NOT survive; a spelling.</w:t>
+      </w:r>
+    </w:p>
+    <w:p>
+      <w:r>
+        <w:t>A-54 · ISSUE. Check 5 (every Required parameter has a route that can write it) — NOT implementable as written; the record declares which tools subscribe and never which routes write. One new field on the parameter row — the writing route — makes it implementable.</w:t>
+      </w:r>
+    </w:p>
+    <w:p>
+      <w:r>
+        <w:t>A-55 · FINDING. Check 6 (manifest ↔ frame skeleton ↔ widget set) — HALF survives (half structure, half spelling).</w:t>
+      </w:r>
+    </w:p>
+    <w:p>
+      <w:r>
+        <w:t>A-56 · OPEN ISSUE. Check 7 (the record's page set is exactly the declared four) — sound ONE WAY ONLY: it depends where the 'four' come from. If the check reads the closed set from the same in-code location it is guarding, it certifies itself. This is the sharpest trap in the document.</w:t>
+      </w:r>
+    </w:p>
+    <w:p>
+      <w:r>
+        <w:t>A-57 · FINDING. Check 8 (every intra-record reference resolves) — SURVIVES; pure record integrity.</w:t>
+      </w:r>
+    </w:p>
+    <w:p>
+      <w:r>
+        <w:t>A-58 · FINDING. Check 9 (every declared tool is named by a capability; every page by one) — SURVIVES; pure data. Checks 8 and 9 are the only two that survive on their own.</w:t>
+      </w:r>
+    </w:p>
+    <w:p>
+      <w:r>
+        <w:t>A-59 · ISSUE. No check in this system has been proven by a seeded violation. Every new check must ship with a seeded violation that makes it go red before it is wired into engineering_rules.json (§2.8.5, R-29); wiring it is a governance change that belongs to the operator.</w:t>
+      </w:r>
+    </w:p>
+    <w:p>
+      <w:r>
+        <w:t>Part 5 — New gaps surfaced by the 2026-09-18 audit of the running code (not previously in this document).</w:t>
+      </w:r>
+    </w:p>
+    <w:p>
+      <w:r>
+        <w:t>A-60 · OPEN ISSUE. The refactor conformance gate 'the legacy tree is gone' (architecture/EngineeringRuleEnforcement/code/refactor_conformance.py, gate 1) CANNOT PASS under the current, endorsed structure and its RED verdict is spurious. files_still_in_it = 0 (the top-level Code/ source tree is genuinely gone), but the referrer test counts the raw substring 'Code/' (body.count), so it counts every per-component X/Code/ path — 168 occurrences in deployment_architecture.json alone, all legitimate (FindCare/Code/, sharedServices/Code/, evaluateCare/Code/) — as 'pointing at the legacy tree.' The 2026-09-18 run reports files_pointing_at_it = 54, references = 453. The gate names a spelling, not an effect — the exact failure mode §2.8.5 warns against — and will stay red as long as the architecture keeps per-component Code/ subdirs, which the design endorses. It must be rewritten to distinguish per-component X/Code/ (allowed) from a bare top-level Code/... source path (forbidden).</w:t>
+      </w:r>
+    </w:p>
+    <w:p>
+      <w:r>
+        <w:t>A-61 · FINDING. Of the genuine bare-'Code/' references to the deleted top-level tree (Code/Shared, Code/ConversationalUX, Code/DataPipelines, Code/.env) that do exist — roughly 155 across the repo — the overwhelming majority are NOT load-bearing: they are historical prose in code comments ('this used to sit at Code/Shared/…'), stale test-runner docstrings ('Run: pytest Code/DataPipelines/…'), and brain-JSON records (bugs.json, work_log.json, architecture.json, agile_backlog.json, prompts.json, controlled_vocabularies.json) that name the path as DATA, not as a dependency. None execute, build or import from the deleted tree. The one live exception is Code/.env — a top-level, git-ignored secret store still referenced by several build/deploy/test modules and by engineering_rules.json. Whether Code/.env stays at that path or moves is an operator decision, not a refactor auto-fix.</w:t>
+      </w:r>
+    </w:p>
+    <w:p>
+      <w:r>
+        <w:t>A-62 · FINDING. The CapabilityContract class now exists (ChatHealthyLib/src/chathealthy_lib/capability_contract.py) but ZERO capabilities adopt it (capabilities_adopting_the_contract = 0 on the 2026-09-18 run). Gate 2 therefore still reports 'CANNOT EVALUATE — no join exists between the record and the code,' exactly as register R-30 / §2.8.5a states. Contract adoption is the missing join key and the remaining Phase-1 work; the string intersection of the record's 7 declared tools and the code's 19 declared tool names remains zero.</w:t>
+      </w:r>
+    </w:p>
+    <w:p>
+      <w:r>
+        <w:t>A-63 · FINDING. Current-state conformance baseline the remade plan bridges from, as run on 2026-09-18: 1 of 3 refactor gates passing. Gate 1 ('the legacy tree is gone') RED but spurious (see A-numbered new-audit entry above). Gate 2 ('declared equals dispatched') CANNOT EVALUATE (no contract adoption). Gate 3 ('a declaration states where a tool is served') PASS — all 7 declared tools carry server and endpoint and all sit on a page.</w:t>
+      </w:r>
+    </w:p>
+    <w:p>
+      <w:r>
+        <w:t>A-64 · FINDING. The router still carries a 6-arm conditional dispatch chain (sharedServices/Code/AuthorizationsAndAuthentications/universal_navigation_tool.py, 2884 lines) and the three per-service app.py files remain (FindCare/Code/app.py 1963 lines, sharedServices/Code/app.py 534, evaluateCare/Code/app.py 188), each with its own routes. Register R-03 (router holds capability knowledge) and the '§2.2.1 one gate module, not three' target are both still open on disk; the library model call at ChatHealthyLib/src/chathealthy_lib/geo_extractor.py:97 confirms register R-15.</w:t>
+      </w:r>
+    </w:p>
+    <w:p>
+      <w:r>
+        <w:t>Total consolidated entries: 64 — 33 from the register (§4), 6 from the prose, 10 from conformance (§3), 10 from the crosswalk audit (§2.8.5), and 5 new from the 2026-09-18 code audit. Nothing in §2–§4 is superseded; this appendix indexes it.</w:t>
+      </w:r>
+    </w:p>
     <w:sectPr>
       <w:pgSz w:w="12240" w:h="15840"/>
       <w:pgMar w:top="1440" w:right="1800" w:bottom="1440" w:left="1800" w:header="720" w:footer="720" w:gutter="0"/>
